--- a/Project Documents/721814 SOP/721814 SOP/Medical/CS_WI_MW006 Revision 11.docx
+++ b/Project Documents/721814 SOP/721814 SOP/Medical/CS_WI_MW006 Revision 11.docx
@@ -89,41 +89,6 @@
                 <w:rFonts w:ascii="Times New Roman"/>
                 <w:sz w:val="20"/>
               </w:rPr>
-              <w:drawing>
-                <wp:inline distT="0" distB="0" distL="0" distR="0">
-                  <wp:extent cx="1978151" cy="347472"/>
-                  <wp:effectExtent l="0" t="0" r="0" b="0"/>
-                  <wp:docPr id="1" name="image1.png"/>
-                  <wp:cNvGraphicFramePr>
-                    <a:graphicFrameLocks noChangeAspect="1"/>
-                  </wp:cNvGraphicFramePr>
-                  <a:graphic>
-                    <a:graphicData uri="http://schemas.openxmlformats.org/drawingml/2006/picture">
-                      <pic:pic>
-                        <pic:nvPicPr>
-                          <pic:cNvPr id="2" name="image1.png"/>
-                          <pic:cNvPicPr/>
-                        </pic:nvPicPr>
-                        <pic:blipFill>
-                          <a:blip r:embed="rId6" cstate="print"/>
-                          <a:stretch>
-                            <a:fillRect/>
-                          </a:stretch>
-                        </pic:blipFill>
-                        <pic:spPr>
-                          <a:xfrm>
-                            <a:off x="0" y="0"/>
-                            <a:ext cx="1978151" cy="347472"/>
-                          </a:xfrm>
-                          <a:prstGeom prst="rect">
-                            <a:avLst/>
-                          </a:prstGeom>
-                        </pic:spPr>
-                      </pic:pic>
-                    </a:graphicData>
-                  </a:graphic>
-                </wp:inline>
-              </w:drawing>
             </w:r>
             <w:r>
               <w:rPr>
@@ -772,49 +737,6 @@
       </w:pPr>
       <w:r>
         <w:rPr/>
-        <w:drawing>
-          <wp:anchor distT="0" distB="0" distL="0" distR="0" allowOverlap="1" layoutInCell="1" locked="0" behindDoc="0" simplePos="0" relativeHeight="15729152">
-            <wp:simplePos x="0" y="0"/>
-            <wp:positionH relativeFrom="page">
-              <wp:posOffset>1374647</wp:posOffset>
-            </wp:positionH>
-            <wp:positionV relativeFrom="paragraph">
-              <wp:posOffset>86459</wp:posOffset>
-            </wp:positionV>
-            <wp:extent cx="173736" cy="103631"/>
-            <wp:effectExtent l="0" t="0" r="0" b="0"/>
-            <wp:wrapNone/>
-            <wp:docPr id="3" name="image2.png"/>
-            <wp:cNvGraphicFramePr>
-              <a:graphicFrameLocks noChangeAspect="1"/>
-            </wp:cNvGraphicFramePr>
-            <a:graphic>
-              <a:graphicData uri="http://schemas.openxmlformats.org/drawingml/2006/picture">
-                <pic:pic>
-                  <pic:nvPicPr>
-                    <pic:cNvPr id="4" name="image2.png"/>
-                    <pic:cNvPicPr/>
-                  </pic:nvPicPr>
-                  <pic:blipFill>
-                    <a:blip r:embed="rId7" cstate="print"/>
-                    <a:stretch>
-                      <a:fillRect/>
-                    </a:stretch>
-                  </pic:blipFill>
-                  <pic:spPr>
-                    <a:xfrm>
-                      <a:off x="0" y="0"/>
-                      <a:ext cx="173736" cy="103631"/>
-                    </a:xfrm>
-                    <a:prstGeom prst="rect">
-                      <a:avLst/>
-                    </a:prstGeom>
-                  </pic:spPr>
-                </pic:pic>
-              </a:graphicData>
-            </a:graphic>
-          </wp:anchor>
-        </w:drawing>
       </w:r>
       <w:r>
         <w:rPr/>
@@ -988,49 +910,6 @@
       </w:pPr>
       <w:r>
         <w:rPr/>
-        <w:drawing>
-          <wp:anchor distT="0" distB="0" distL="0" distR="0" allowOverlap="1" layoutInCell="1" locked="0" behindDoc="0" simplePos="0" relativeHeight="15729664">
-            <wp:simplePos x="0" y="0"/>
-            <wp:positionH relativeFrom="page">
-              <wp:posOffset>1374647</wp:posOffset>
-            </wp:positionH>
-            <wp:positionV relativeFrom="paragraph">
-              <wp:posOffset>87094</wp:posOffset>
-            </wp:positionV>
-            <wp:extent cx="188976" cy="103631"/>
-            <wp:effectExtent l="0" t="0" r="0" b="0"/>
-            <wp:wrapNone/>
-            <wp:docPr id="5" name="image3.png"/>
-            <wp:cNvGraphicFramePr>
-              <a:graphicFrameLocks noChangeAspect="1"/>
-            </wp:cNvGraphicFramePr>
-            <a:graphic>
-              <a:graphicData uri="http://schemas.openxmlformats.org/drawingml/2006/picture">
-                <pic:pic>
-                  <pic:nvPicPr>
-                    <pic:cNvPr id="6" name="image3.png"/>
-                    <pic:cNvPicPr/>
-                  </pic:nvPicPr>
-                  <pic:blipFill>
-                    <a:blip r:embed="rId8" cstate="print"/>
-                    <a:stretch>
-                      <a:fillRect/>
-                    </a:stretch>
-                  </pic:blipFill>
-                  <pic:spPr>
-                    <a:xfrm>
-                      <a:off x="0" y="0"/>
-                      <a:ext cx="188976" cy="103631"/>
-                    </a:xfrm>
-                    <a:prstGeom prst="rect">
-                      <a:avLst/>
-                    </a:prstGeom>
-                  </pic:spPr>
-                </pic:pic>
-              </a:graphicData>
-            </a:graphic>
-          </wp:anchor>
-        </w:drawing>
       </w:r>
       <w:r>
         <w:rPr/>
@@ -2894,12 +2773,6 @@
       </w:pPr>
       <w:r>
         <w:rPr/>
-        <w:pict>
-          <v:rect style="position:absolute;margin-left:70.559998pt;margin-top:7.643979pt;width:470.88pt;height:.48pt;mso-position-horizontal-relative:page;mso-position-vertical-relative:paragraph;z-index:-15728640;mso-wrap-distance-left:0;mso-wrap-distance-right:0" id="docshape2" filled="true" fillcolor="#000000" stroked="false">
-            <v:fill type="solid"/>
-            <w10:wrap type="topAndBottom"/>
-          </v:rect>
-        </w:pict>
       </w:r>
     </w:p>
     <w:p>
@@ -3191,6 +3064,11 @@
         </w:rPr>
         <w:sectPr>
           <w:footerReference w:type="default" r:id="rId5"/>
+          <w:headerReference w:type="default" r:id="rId60"/>
+          <w:headerReference w:type="first" r:id="rId61"/>
+          <w:headerReference w:type="even" r:id="rId62"/>
+          <w:footerReference w:type="first" r:id="rId63"/>
+          <w:footerReference w:type="even" r:id="rId64"/>
           <w:type w:val="continuous"/>
           <w:pgSz w:w="12240" w:h="15840"/>
           <w:pgMar w:footer="268" w:header="0" w:top="700" w:bottom="460" w:left="900" w:right="920"/>
@@ -3972,49 +3850,6 @@
       </w:pPr>
       <w:r>
         <w:rPr/>
-        <w:drawing>
-          <wp:anchor distT="0" distB="0" distL="0" distR="0" allowOverlap="1" layoutInCell="1" locked="0" behindDoc="0" simplePos="0" relativeHeight="15731200">
-            <wp:simplePos x="0" y="0"/>
-            <wp:positionH relativeFrom="page">
-              <wp:posOffset>1374647</wp:posOffset>
-            </wp:positionH>
-            <wp:positionV relativeFrom="paragraph">
-              <wp:posOffset>86460</wp:posOffset>
-            </wp:positionV>
-            <wp:extent cx="173736" cy="106680"/>
-            <wp:effectExtent l="0" t="0" r="0" b="0"/>
-            <wp:wrapNone/>
-            <wp:docPr id="9" name="image4.png"/>
-            <wp:cNvGraphicFramePr>
-              <a:graphicFrameLocks noChangeAspect="1"/>
-            </wp:cNvGraphicFramePr>
-            <a:graphic>
-              <a:graphicData uri="http://schemas.openxmlformats.org/drawingml/2006/picture">
-                <pic:pic>
-                  <pic:nvPicPr>
-                    <pic:cNvPr id="10" name="image4.png"/>
-                    <pic:cNvPicPr/>
-                  </pic:nvPicPr>
-                  <pic:blipFill>
-                    <a:blip r:embed="rId11" cstate="print"/>
-                    <a:stretch>
-                      <a:fillRect/>
-                    </a:stretch>
-                  </pic:blipFill>
-                  <pic:spPr>
-                    <a:xfrm>
-                      <a:off x="0" y="0"/>
-                      <a:ext cx="173736" cy="106680"/>
-                    </a:xfrm>
-                    <a:prstGeom prst="rect">
-                      <a:avLst/>
-                    </a:prstGeom>
-                  </pic:spPr>
-                </pic:pic>
-              </a:graphicData>
-            </a:graphic>
-          </wp:anchor>
-        </w:drawing>
       </w:r>
       <w:bookmarkStart w:name="Preliminary Work and Project Oversight" w:id="7"/>
       <w:bookmarkEnd w:id="7"/>
@@ -5067,12 +4902,6 @@
       </w:pPr>
       <w:r>
         <w:rPr/>
-        <w:pict>
-          <v:rect style="position:absolute;margin-left:66pt;margin-top:8.874365pt;width:475.44pt;height:.24pt;mso-position-horizontal-relative:page;mso-position-vertical-relative:paragraph;z-index:-15726592;mso-wrap-distance-left:0;mso-wrap-distance-right:0" id="docshape5" filled="true" fillcolor="#000000" stroked="false">
-            <v:fill type="solid"/>
-            <w10:wrap type="topAndBottom"/>
-          </v:rect>
-        </w:pict>
       </w:r>
     </w:p>
     <w:p>
@@ -7996,49 +7825,6 @@
       </w:pPr>
       <w:r>
         <w:rPr/>
-        <w:drawing>
-          <wp:anchor distT="0" distB="0" distL="0" distR="0" allowOverlap="1" layoutInCell="1" locked="0" behindDoc="0" simplePos="0" relativeHeight="15732224">
-            <wp:simplePos x="0" y="0"/>
-            <wp:positionH relativeFrom="page">
-              <wp:posOffset>1374647</wp:posOffset>
-            </wp:positionH>
-            <wp:positionV relativeFrom="paragraph">
-              <wp:posOffset>87095</wp:posOffset>
-            </wp:positionV>
-            <wp:extent cx="188976" cy="106680"/>
-            <wp:effectExtent l="0" t="0" r="0" b="0"/>
-            <wp:wrapNone/>
-            <wp:docPr id="13" name="image5.png"/>
-            <wp:cNvGraphicFramePr>
-              <a:graphicFrameLocks noChangeAspect="1"/>
-            </wp:cNvGraphicFramePr>
-            <a:graphic>
-              <a:graphicData uri="http://schemas.openxmlformats.org/drawingml/2006/picture">
-                <pic:pic>
-                  <pic:nvPicPr>
-                    <pic:cNvPr id="14" name="image5.png"/>
-                    <pic:cNvPicPr/>
-                  </pic:nvPicPr>
-                  <pic:blipFill>
-                    <a:blip r:embed="rId14" cstate="print"/>
-                    <a:stretch>
-                      <a:fillRect/>
-                    </a:stretch>
-                  </pic:blipFill>
-                  <pic:spPr>
-                    <a:xfrm>
-                      <a:off x="0" y="0"/>
-                      <a:ext cx="188976" cy="106680"/>
-                    </a:xfrm>
-                    <a:prstGeom prst="rect">
-                      <a:avLst/>
-                    </a:prstGeom>
-                  </pic:spPr>
-                </pic:pic>
-              </a:graphicData>
-            </a:graphic>
-          </wp:anchor>
-        </w:drawing>
       </w:r>
       <w:bookmarkStart w:name="Protocol Concept/Synopsis Development an" w:id="8"/>
       <w:bookmarkEnd w:id="8"/>
@@ -11516,49 +11302,6 @@
       </w:pPr>
       <w:r>
         <w:rPr/>
-        <w:drawing>
-          <wp:anchor distT="0" distB="0" distL="0" distR="0" allowOverlap="1" layoutInCell="1" locked="0" behindDoc="0" simplePos="0" relativeHeight="15732736">
-            <wp:simplePos x="0" y="0"/>
-            <wp:positionH relativeFrom="page">
-              <wp:posOffset>1374647</wp:posOffset>
-            </wp:positionH>
-            <wp:positionV relativeFrom="paragraph">
-              <wp:posOffset>27404</wp:posOffset>
-            </wp:positionV>
-            <wp:extent cx="188976" cy="106680"/>
-            <wp:effectExtent l="0" t="0" r="0" b="0"/>
-            <wp:wrapNone/>
-            <wp:docPr id="15" name="image6.png"/>
-            <wp:cNvGraphicFramePr>
-              <a:graphicFrameLocks noChangeAspect="1"/>
-            </wp:cNvGraphicFramePr>
-            <a:graphic>
-              <a:graphicData uri="http://schemas.openxmlformats.org/drawingml/2006/picture">
-                <pic:pic>
-                  <pic:nvPicPr>
-                    <pic:cNvPr id="16" name="image6.png"/>
-                    <pic:cNvPicPr/>
-                  </pic:nvPicPr>
-                  <pic:blipFill>
-                    <a:blip r:embed="rId15" cstate="print"/>
-                    <a:stretch>
-                      <a:fillRect/>
-                    </a:stretch>
-                  </pic:blipFill>
-                  <pic:spPr>
-                    <a:xfrm>
-                      <a:off x="0" y="0"/>
-                      <a:ext cx="188976" cy="106680"/>
-                    </a:xfrm>
-                    <a:prstGeom prst="rect">
-                      <a:avLst/>
-                    </a:prstGeom>
-                  </pic:spPr>
-                </pic:pic>
-              </a:graphicData>
-            </a:graphic>
-          </wp:anchor>
-        </w:drawing>
       </w:r>
       <w:bookmarkStart w:name="Preparing the Draft Protocol" w:id="9"/>
       <w:bookmarkEnd w:id="9"/>
@@ -14027,49 +13770,6 @@
       </w:pPr>
       <w:r>
         <w:rPr/>
-        <w:drawing>
-          <wp:anchor distT="0" distB="0" distL="0" distR="0" allowOverlap="1" layoutInCell="1" locked="0" behindDoc="0" simplePos="0" relativeHeight="15733248">
-            <wp:simplePos x="0" y="0"/>
-            <wp:positionH relativeFrom="page">
-              <wp:posOffset>1374647</wp:posOffset>
-            </wp:positionH>
-            <wp:positionV relativeFrom="paragraph">
-              <wp:posOffset>87094</wp:posOffset>
-            </wp:positionV>
-            <wp:extent cx="192024" cy="106680"/>
-            <wp:effectExtent l="0" t="0" r="0" b="0"/>
-            <wp:wrapNone/>
-            <wp:docPr id="17" name="image7.png"/>
-            <wp:cNvGraphicFramePr>
-              <a:graphicFrameLocks noChangeAspect="1"/>
-            </wp:cNvGraphicFramePr>
-            <a:graphic>
-              <a:graphicData uri="http://schemas.openxmlformats.org/drawingml/2006/picture">
-                <pic:pic>
-                  <pic:nvPicPr>
-                    <pic:cNvPr id="18" name="image7.png"/>
-                    <pic:cNvPicPr/>
-                  </pic:nvPicPr>
-                  <pic:blipFill>
-                    <a:blip r:embed="rId16" cstate="print"/>
-                    <a:stretch>
-                      <a:fillRect/>
-                    </a:stretch>
-                  </pic:blipFill>
-                  <pic:spPr>
-                    <a:xfrm>
-                      <a:off x="0" y="0"/>
-                      <a:ext cx="192024" cy="106680"/>
-                    </a:xfrm>
-                    <a:prstGeom prst="rect">
-                      <a:avLst/>
-                    </a:prstGeom>
-                  </pic:spPr>
-                </pic:pic>
-              </a:graphicData>
-            </a:graphic>
-          </wp:anchor>
-        </w:drawing>
       </w:r>
       <w:bookmarkStart w:name="IQVIA Internal Review of the Proposed Dr" w:id="10"/>
       <w:bookmarkEnd w:id="10"/>
@@ -18368,49 +18068,6 @@
       </w:pPr>
       <w:r>
         <w:rPr/>
-        <w:drawing>
-          <wp:anchor distT="0" distB="0" distL="0" distR="0" allowOverlap="1" layoutInCell="1" locked="0" behindDoc="0" simplePos="0" relativeHeight="15733760">
-            <wp:simplePos x="0" y="0"/>
-            <wp:positionH relativeFrom="page">
-              <wp:posOffset>1374647</wp:posOffset>
-            </wp:positionH>
-            <wp:positionV relativeFrom="paragraph">
-              <wp:posOffset>27404</wp:posOffset>
-            </wp:positionV>
-            <wp:extent cx="192024" cy="106680"/>
-            <wp:effectExtent l="0" t="0" r="0" b="0"/>
-            <wp:wrapNone/>
-            <wp:docPr id="19" name="image8.png"/>
-            <wp:cNvGraphicFramePr>
-              <a:graphicFrameLocks noChangeAspect="1"/>
-            </wp:cNvGraphicFramePr>
-            <a:graphic>
-              <a:graphicData uri="http://schemas.openxmlformats.org/drawingml/2006/picture">
-                <pic:pic>
-                  <pic:nvPicPr>
-                    <pic:cNvPr id="20" name="image8.png"/>
-                    <pic:cNvPicPr/>
-                  </pic:nvPicPr>
-                  <pic:blipFill>
-                    <a:blip r:embed="rId17" cstate="print"/>
-                    <a:stretch>
-                      <a:fillRect/>
-                    </a:stretch>
-                  </pic:blipFill>
-                  <pic:spPr>
-                    <a:xfrm>
-                      <a:off x="0" y="0"/>
-                      <a:ext cx="192024" cy="106680"/>
-                    </a:xfrm>
-                    <a:prstGeom prst="rect">
-                      <a:avLst/>
-                    </a:prstGeom>
-                  </pic:spPr>
-                </pic:pic>
-              </a:graphicData>
-            </a:graphic>
-          </wp:anchor>
-        </w:drawing>
       </w:r>
       <w:bookmarkStart w:name="Sending the Draft Protocol for Customer " w:id="11"/>
       <w:bookmarkEnd w:id="11"/>
@@ -20367,49 +20024,6 @@
       </w:pPr>
       <w:r>
         <w:rPr/>
-        <w:drawing>
-          <wp:anchor distT="0" distB="0" distL="0" distR="0" allowOverlap="1" layoutInCell="1" locked="0" behindDoc="0" simplePos="0" relativeHeight="15734272">
-            <wp:simplePos x="0" y="0"/>
-            <wp:positionH relativeFrom="page">
-              <wp:posOffset>1374647</wp:posOffset>
-            </wp:positionH>
-            <wp:positionV relativeFrom="paragraph">
-              <wp:posOffset>87094</wp:posOffset>
-            </wp:positionV>
-            <wp:extent cx="188976" cy="106680"/>
-            <wp:effectExtent l="0" t="0" r="0" b="0"/>
-            <wp:wrapNone/>
-            <wp:docPr id="21" name="image9.png"/>
-            <wp:cNvGraphicFramePr>
-              <a:graphicFrameLocks noChangeAspect="1"/>
-            </wp:cNvGraphicFramePr>
-            <a:graphic>
-              <a:graphicData uri="http://schemas.openxmlformats.org/drawingml/2006/picture">
-                <pic:pic>
-                  <pic:nvPicPr>
-                    <pic:cNvPr id="22" name="image9.png"/>
-                    <pic:cNvPicPr/>
-                  </pic:nvPicPr>
-                  <pic:blipFill>
-                    <a:blip r:embed="rId18" cstate="print"/>
-                    <a:stretch>
-                      <a:fillRect/>
-                    </a:stretch>
-                  </pic:blipFill>
-                  <pic:spPr>
-                    <a:xfrm>
-                      <a:off x="0" y="0"/>
-                      <a:ext cx="188976" cy="106680"/>
-                    </a:xfrm>
-                    <a:prstGeom prst="rect">
-                      <a:avLst/>
-                    </a:prstGeom>
-                  </pic:spPr>
-                </pic:pic>
-              </a:graphicData>
-            </a:graphic>
-          </wp:anchor>
-        </w:drawing>
       </w:r>
       <w:bookmarkStart w:name="Handling Customer Comments" w:id="12"/>
       <w:bookmarkEnd w:id="12"/>
@@ -23023,49 +22637,6 @@
       </w:pPr>
       <w:r>
         <w:rPr/>
-        <w:drawing>
-          <wp:anchor distT="0" distB="0" distL="0" distR="0" allowOverlap="1" layoutInCell="1" locked="0" behindDoc="0" simplePos="0" relativeHeight="15734784">
-            <wp:simplePos x="0" y="0"/>
-            <wp:positionH relativeFrom="page">
-              <wp:posOffset>1374647</wp:posOffset>
-            </wp:positionH>
-            <wp:positionV relativeFrom="paragraph">
-              <wp:posOffset>87094</wp:posOffset>
-            </wp:positionV>
-            <wp:extent cx="188976" cy="106680"/>
-            <wp:effectExtent l="0" t="0" r="0" b="0"/>
-            <wp:wrapNone/>
-            <wp:docPr id="23" name="image10.png"/>
-            <wp:cNvGraphicFramePr>
-              <a:graphicFrameLocks noChangeAspect="1"/>
-            </wp:cNvGraphicFramePr>
-            <a:graphic>
-              <a:graphicData uri="http://schemas.openxmlformats.org/drawingml/2006/picture">
-                <pic:pic>
-                  <pic:nvPicPr>
-                    <pic:cNvPr id="24" name="image10.png"/>
-                    <pic:cNvPicPr/>
-                  </pic:nvPicPr>
-                  <pic:blipFill>
-                    <a:blip r:embed="rId19" cstate="print"/>
-                    <a:stretch>
-                      <a:fillRect/>
-                    </a:stretch>
-                  </pic:blipFill>
-                  <pic:spPr>
-                    <a:xfrm>
-                      <a:off x="0" y="0"/>
-                      <a:ext cx="188976" cy="106680"/>
-                    </a:xfrm>
-                    <a:prstGeom prst="rect">
-                      <a:avLst/>
-                    </a:prstGeom>
-                  </pic:spPr>
-                </pic:pic>
-              </a:graphicData>
-            </a:graphic>
-          </wp:anchor>
-        </w:drawing>
       </w:r>
       <w:bookmarkStart w:name="Sending the Proposed Final Protocol to t" w:id="13"/>
       <w:bookmarkEnd w:id="13"/>
@@ -25228,49 +24799,6 @@
       </w:pPr>
       <w:r>
         <w:rPr/>
-        <w:drawing>
-          <wp:anchor distT="0" distB="0" distL="0" distR="0" allowOverlap="1" layoutInCell="1" locked="0" behindDoc="0" simplePos="0" relativeHeight="15735296">
-            <wp:simplePos x="0" y="0"/>
-            <wp:positionH relativeFrom="page">
-              <wp:posOffset>1374647</wp:posOffset>
-            </wp:positionH>
-            <wp:positionV relativeFrom="paragraph">
-              <wp:posOffset>27405</wp:posOffset>
-            </wp:positionV>
-            <wp:extent cx="188976" cy="106680"/>
-            <wp:effectExtent l="0" t="0" r="0" b="0"/>
-            <wp:wrapNone/>
-            <wp:docPr id="25" name="image11.png"/>
-            <wp:cNvGraphicFramePr>
-              <a:graphicFrameLocks noChangeAspect="1"/>
-            </wp:cNvGraphicFramePr>
-            <a:graphic>
-              <a:graphicData uri="http://schemas.openxmlformats.org/drawingml/2006/picture">
-                <pic:pic>
-                  <pic:nvPicPr>
-                    <pic:cNvPr id="26" name="image11.png"/>
-                    <pic:cNvPicPr/>
-                  </pic:nvPicPr>
-                  <pic:blipFill>
-                    <a:blip r:embed="rId20" cstate="print"/>
-                    <a:stretch>
-                      <a:fillRect/>
-                    </a:stretch>
-                  </pic:blipFill>
-                  <pic:spPr>
-                    <a:xfrm>
-                      <a:off x="0" y="0"/>
-                      <a:ext cx="188976" cy="106680"/>
-                    </a:xfrm>
-                    <a:prstGeom prst="rect">
-                      <a:avLst/>
-                    </a:prstGeom>
-                  </pic:spPr>
-                </pic:pic>
-              </a:graphicData>
-            </a:graphic>
-          </wp:anchor>
-        </w:drawing>
       </w:r>
       <w:bookmarkStart w:name="Filing" w:id="14"/>
       <w:bookmarkEnd w:id="14"/>
@@ -26112,95 +25640,9 @@
       </w:pPr>
       <w:r>
         <w:rPr/>
-        <w:drawing>
-          <wp:anchor distT="0" distB="0" distL="0" distR="0" allowOverlap="1" layoutInCell="1" locked="0" behindDoc="1" simplePos="0" relativeHeight="486813696">
-            <wp:simplePos x="0" y="0"/>
-            <wp:positionH relativeFrom="page">
-              <wp:posOffset>1179575</wp:posOffset>
-            </wp:positionH>
-            <wp:positionV relativeFrom="paragraph">
-              <wp:posOffset>702791</wp:posOffset>
-            </wp:positionV>
-            <wp:extent cx="173736" cy="103631"/>
-            <wp:effectExtent l="0" t="0" r="0" b="0"/>
-            <wp:wrapNone/>
-            <wp:docPr id="27" name="image12.png"/>
-            <wp:cNvGraphicFramePr>
-              <a:graphicFrameLocks noChangeAspect="1"/>
-            </wp:cNvGraphicFramePr>
-            <a:graphic>
-              <a:graphicData uri="http://schemas.openxmlformats.org/drawingml/2006/picture">
-                <pic:pic>
-                  <pic:nvPicPr>
-                    <pic:cNvPr id="28" name="image12.png"/>
-                    <pic:cNvPicPr/>
-                  </pic:nvPicPr>
-                  <pic:blipFill>
-                    <a:blip r:embed="rId21" cstate="print"/>
-                    <a:stretch>
-                      <a:fillRect/>
-                    </a:stretch>
-                  </pic:blipFill>
-                  <pic:spPr>
-                    <a:xfrm>
-                      <a:off x="0" y="0"/>
-                      <a:ext cx="173736" cy="103631"/>
-                    </a:xfrm>
-                    <a:prstGeom prst="rect">
-                      <a:avLst/>
-                    </a:prstGeom>
-                  </pic:spPr>
-                </pic:pic>
-              </a:graphicData>
-            </a:graphic>
-          </wp:anchor>
-        </w:drawing>
       </w:r>
       <w:r>
         <w:rPr/>
-        <w:drawing>
-          <wp:anchor distT="0" distB="0" distL="0" distR="0" allowOverlap="1" layoutInCell="1" locked="0" behindDoc="1" simplePos="0" relativeHeight="486814208">
-            <wp:simplePos x="0" y="0"/>
-            <wp:positionH relativeFrom="page">
-              <wp:posOffset>1179575</wp:posOffset>
-            </wp:positionH>
-            <wp:positionV relativeFrom="paragraph">
-              <wp:posOffset>919199</wp:posOffset>
-            </wp:positionV>
-            <wp:extent cx="188975" cy="103631"/>
-            <wp:effectExtent l="0" t="0" r="0" b="0"/>
-            <wp:wrapNone/>
-            <wp:docPr id="29" name="image13.png"/>
-            <wp:cNvGraphicFramePr>
-              <a:graphicFrameLocks noChangeAspect="1"/>
-            </wp:cNvGraphicFramePr>
-            <a:graphic>
-              <a:graphicData uri="http://schemas.openxmlformats.org/drawingml/2006/picture">
-                <pic:pic>
-                  <pic:nvPicPr>
-                    <pic:cNvPr id="30" name="image13.png"/>
-                    <pic:cNvPicPr/>
-                  </pic:nvPicPr>
-                  <pic:blipFill>
-                    <a:blip r:embed="rId22" cstate="print"/>
-                    <a:stretch>
-                      <a:fillRect/>
-                    </a:stretch>
-                  </pic:blipFill>
-                  <pic:spPr>
-                    <a:xfrm>
-                      <a:off x="0" y="0"/>
-                      <a:ext cx="188975" cy="103631"/>
-                    </a:xfrm>
-                    <a:prstGeom prst="rect">
-                      <a:avLst/>
-                    </a:prstGeom>
-                  </pic:spPr>
-                </pic:pic>
-              </a:graphicData>
-            </a:graphic>
-          </wp:anchor>
-        </w:drawing>
       </w:r>
       <w:bookmarkStart w:name="SUPPORTING DOCUMENTATION" w:id="15"/>
       <w:bookmarkEnd w:id="15"/>
@@ -26614,647 +26056,45 @@
       </w:pPr>
       <w:r>
         <w:rPr/>
-        <w:drawing>
-          <wp:anchor distT="0" distB="0" distL="0" distR="0" allowOverlap="1" layoutInCell="1" locked="0" behindDoc="1" simplePos="0" relativeHeight="486814720">
-            <wp:simplePos x="0" y="0"/>
-            <wp:positionH relativeFrom="page">
-              <wp:posOffset>1179575</wp:posOffset>
-            </wp:positionH>
-            <wp:positionV relativeFrom="page">
-              <wp:posOffset>2036064</wp:posOffset>
-            </wp:positionV>
-            <wp:extent cx="188976" cy="106679"/>
-            <wp:effectExtent l="0" t="0" r="0" b="0"/>
-            <wp:wrapNone/>
-            <wp:docPr id="31" name="image14.png"/>
-            <wp:cNvGraphicFramePr>
-              <a:graphicFrameLocks noChangeAspect="1"/>
-            </wp:cNvGraphicFramePr>
-            <a:graphic>
-              <a:graphicData uri="http://schemas.openxmlformats.org/drawingml/2006/picture">
-                <pic:pic>
-                  <pic:nvPicPr>
-                    <pic:cNvPr id="32" name="image14.png"/>
-                    <pic:cNvPicPr/>
-                  </pic:nvPicPr>
-                  <pic:blipFill>
-                    <a:blip r:embed="rId25" cstate="print"/>
-                    <a:stretch>
-                      <a:fillRect/>
-                    </a:stretch>
-                  </pic:blipFill>
-                  <pic:spPr>
-                    <a:xfrm>
-                      <a:off x="0" y="0"/>
-                      <a:ext cx="188976" cy="106679"/>
-                    </a:xfrm>
-                    <a:prstGeom prst="rect">
-                      <a:avLst/>
-                    </a:prstGeom>
-                  </pic:spPr>
-                </pic:pic>
-              </a:graphicData>
-            </a:graphic>
-          </wp:anchor>
-        </w:drawing>
       </w:r>
       <w:r>
         <w:rPr/>
-        <w:drawing>
-          <wp:anchor distT="0" distB="0" distL="0" distR="0" allowOverlap="1" layoutInCell="1" locked="0" behindDoc="1" simplePos="0" relativeHeight="486815232">
-            <wp:simplePos x="0" y="0"/>
-            <wp:positionH relativeFrom="page">
-              <wp:posOffset>1179575</wp:posOffset>
-            </wp:positionH>
-            <wp:positionV relativeFrom="page">
-              <wp:posOffset>2252472</wp:posOffset>
-            </wp:positionV>
-            <wp:extent cx="192024" cy="103631"/>
-            <wp:effectExtent l="0" t="0" r="0" b="0"/>
-            <wp:wrapNone/>
-            <wp:docPr id="33" name="image15.png"/>
-            <wp:cNvGraphicFramePr>
-              <a:graphicFrameLocks noChangeAspect="1"/>
-            </wp:cNvGraphicFramePr>
-            <a:graphic>
-              <a:graphicData uri="http://schemas.openxmlformats.org/drawingml/2006/picture">
-                <pic:pic>
-                  <pic:nvPicPr>
-                    <pic:cNvPr id="34" name="image15.png"/>
-                    <pic:cNvPicPr/>
-                  </pic:nvPicPr>
-                  <pic:blipFill>
-                    <a:blip r:embed="rId26" cstate="print"/>
-                    <a:stretch>
-                      <a:fillRect/>
-                    </a:stretch>
-                  </pic:blipFill>
-                  <pic:spPr>
-                    <a:xfrm>
-                      <a:off x="0" y="0"/>
-                      <a:ext cx="192024" cy="103631"/>
-                    </a:xfrm>
-                    <a:prstGeom prst="rect">
-                      <a:avLst/>
-                    </a:prstGeom>
-                  </pic:spPr>
-                </pic:pic>
-              </a:graphicData>
-            </a:graphic>
-          </wp:anchor>
-        </w:drawing>
       </w:r>
       <w:r>
         <w:rPr/>
-        <w:drawing>
-          <wp:anchor distT="0" distB="0" distL="0" distR="0" allowOverlap="1" layoutInCell="1" locked="0" behindDoc="1" simplePos="0" relativeHeight="486815744">
-            <wp:simplePos x="0" y="0"/>
-            <wp:positionH relativeFrom="page">
-              <wp:posOffset>1179575</wp:posOffset>
-            </wp:positionH>
-            <wp:positionV relativeFrom="page">
-              <wp:posOffset>2618232</wp:posOffset>
-            </wp:positionV>
-            <wp:extent cx="192024" cy="103631"/>
-            <wp:effectExtent l="0" t="0" r="0" b="0"/>
-            <wp:wrapNone/>
-            <wp:docPr id="35" name="image16.png"/>
-            <wp:cNvGraphicFramePr>
-              <a:graphicFrameLocks noChangeAspect="1"/>
-            </wp:cNvGraphicFramePr>
-            <a:graphic>
-              <a:graphicData uri="http://schemas.openxmlformats.org/drawingml/2006/picture">
-                <pic:pic>
-                  <pic:nvPicPr>
-                    <pic:cNvPr id="36" name="image16.png"/>
-                    <pic:cNvPicPr/>
-                  </pic:nvPicPr>
-                  <pic:blipFill>
-                    <a:blip r:embed="rId27" cstate="print"/>
-                    <a:stretch>
-                      <a:fillRect/>
-                    </a:stretch>
-                  </pic:blipFill>
-                  <pic:spPr>
-                    <a:xfrm>
-                      <a:off x="0" y="0"/>
-                      <a:ext cx="192024" cy="103631"/>
-                    </a:xfrm>
-                    <a:prstGeom prst="rect">
-                      <a:avLst/>
-                    </a:prstGeom>
-                  </pic:spPr>
-                </pic:pic>
-              </a:graphicData>
-            </a:graphic>
-          </wp:anchor>
-        </w:drawing>
       </w:r>
       <w:r>
         <w:rPr/>
-        <w:drawing>
-          <wp:anchor distT="0" distB="0" distL="0" distR="0" allowOverlap="1" layoutInCell="1" locked="0" behindDoc="1" simplePos="0" relativeHeight="486816256">
-            <wp:simplePos x="0" y="0"/>
-            <wp:positionH relativeFrom="page">
-              <wp:posOffset>1179575</wp:posOffset>
-            </wp:positionH>
-            <wp:positionV relativeFrom="page">
-              <wp:posOffset>2831592</wp:posOffset>
-            </wp:positionV>
-            <wp:extent cx="188976" cy="106679"/>
-            <wp:effectExtent l="0" t="0" r="0" b="0"/>
-            <wp:wrapNone/>
-            <wp:docPr id="37" name="image17.png"/>
-            <wp:cNvGraphicFramePr>
-              <a:graphicFrameLocks noChangeAspect="1"/>
-            </wp:cNvGraphicFramePr>
-            <a:graphic>
-              <a:graphicData uri="http://schemas.openxmlformats.org/drawingml/2006/picture">
-                <pic:pic>
-                  <pic:nvPicPr>
-                    <pic:cNvPr id="38" name="image17.png"/>
-                    <pic:cNvPicPr/>
-                  </pic:nvPicPr>
-                  <pic:blipFill>
-                    <a:blip r:embed="rId28" cstate="print"/>
-                    <a:stretch>
-                      <a:fillRect/>
-                    </a:stretch>
-                  </pic:blipFill>
-                  <pic:spPr>
-                    <a:xfrm>
-                      <a:off x="0" y="0"/>
-                      <a:ext cx="188976" cy="106679"/>
-                    </a:xfrm>
-                    <a:prstGeom prst="rect">
-                      <a:avLst/>
-                    </a:prstGeom>
-                  </pic:spPr>
-                </pic:pic>
-              </a:graphicData>
-            </a:graphic>
-          </wp:anchor>
-        </w:drawing>
       </w:r>
       <w:r>
         <w:rPr/>
-        <w:drawing>
-          <wp:anchor distT="0" distB="0" distL="0" distR="0" allowOverlap="1" layoutInCell="1" locked="0" behindDoc="1" simplePos="0" relativeHeight="486816768">
-            <wp:simplePos x="0" y="0"/>
-            <wp:positionH relativeFrom="page">
-              <wp:posOffset>1179575</wp:posOffset>
-            </wp:positionH>
-            <wp:positionV relativeFrom="page">
-              <wp:posOffset>3054095</wp:posOffset>
-            </wp:positionV>
-            <wp:extent cx="188976" cy="100583"/>
-            <wp:effectExtent l="0" t="0" r="0" b="0"/>
-            <wp:wrapNone/>
-            <wp:docPr id="39" name="image18.png"/>
-            <wp:cNvGraphicFramePr>
-              <a:graphicFrameLocks noChangeAspect="1"/>
-            </wp:cNvGraphicFramePr>
-            <a:graphic>
-              <a:graphicData uri="http://schemas.openxmlformats.org/drawingml/2006/picture">
-                <pic:pic>
-                  <pic:nvPicPr>
-                    <pic:cNvPr id="40" name="image18.png"/>
-                    <pic:cNvPicPr/>
-                  </pic:nvPicPr>
-                  <pic:blipFill>
-                    <a:blip r:embed="rId29" cstate="print"/>
-                    <a:stretch>
-                      <a:fillRect/>
-                    </a:stretch>
-                  </pic:blipFill>
-                  <pic:spPr>
-                    <a:xfrm>
-                      <a:off x="0" y="0"/>
-                      <a:ext cx="188976" cy="100583"/>
-                    </a:xfrm>
-                    <a:prstGeom prst="rect">
-                      <a:avLst/>
-                    </a:prstGeom>
-                  </pic:spPr>
-                </pic:pic>
-              </a:graphicData>
-            </a:graphic>
-          </wp:anchor>
-        </w:drawing>
       </w:r>
       <w:r>
         <w:rPr/>
-        <w:drawing>
-          <wp:anchor distT="0" distB="0" distL="0" distR="0" allowOverlap="1" layoutInCell="1" locked="0" behindDoc="1" simplePos="0" relativeHeight="486817280">
-            <wp:simplePos x="0" y="0"/>
-            <wp:positionH relativeFrom="page">
-              <wp:posOffset>1179575</wp:posOffset>
-            </wp:positionH>
-            <wp:positionV relativeFrom="page">
-              <wp:posOffset>3410711</wp:posOffset>
-            </wp:positionV>
-            <wp:extent cx="188976" cy="106679"/>
-            <wp:effectExtent l="0" t="0" r="0" b="0"/>
-            <wp:wrapNone/>
-            <wp:docPr id="41" name="image19.png"/>
-            <wp:cNvGraphicFramePr>
-              <a:graphicFrameLocks noChangeAspect="1"/>
-            </wp:cNvGraphicFramePr>
-            <a:graphic>
-              <a:graphicData uri="http://schemas.openxmlformats.org/drawingml/2006/picture">
-                <pic:pic>
-                  <pic:nvPicPr>
-                    <pic:cNvPr id="42" name="image19.png"/>
-                    <pic:cNvPicPr/>
-                  </pic:nvPicPr>
-                  <pic:blipFill>
-                    <a:blip r:embed="rId30" cstate="print"/>
-                    <a:stretch>
-                      <a:fillRect/>
-                    </a:stretch>
-                  </pic:blipFill>
-                  <pic:spPr>
-                    <a:xfrm>
-                      <a:off x="0" y="0"/>
-                      <a:ext cx="188976" cy="106679"/>
-                    </a:xfrm>
-                    <a:prstGeom prst="rect">
-                      <a:avLst/>
-                    </a:prstGeom>
-                  </pic:spPr>
-                </pic:pic>
-              </a:graphicData>
-            </a:graphic>
-          </wp:anchor>
-        </w:drawing>
       </w:r>
       <w:r>
         <w:rPr/>
-        <w:drawing>
-          <wp:anchor distT="0" distB="0" distL="0" distR="0" allowOverlap="1" layoutInCell="1" locked="0" behindDoc="1" simplePos="0" relativeHeight="486817792">
-            <wp:simplePos x="0" y="0"/>
-            <wp:positionH relativeFrom="page">
-              <wp:posOffset>1179575</wp:posOffset>
-            </wp:positionH>
-            <wp:positionV relativeFrom="page">
-              <wp:posOffset>3773423</wp:posOffset>
-            </wp:positionV>
-            <wp:extent cx="188975" cy="106679"/>
-            <wp:effectExtent l="0" t="0" r="0" b="0"/>
-            <wp:wrapNone/>
-            <wp:docPr id="43" name="image20.png"/>
-            <wp:cNvGraphicFramePr>
-              <a:graphicFrameLocks noChangeAspect="1"/>
-            </wp:cNvGraphicFramePr>
-            <a:graphic>
-              <a:graphicData uri="http://schemas.openxmlformats.org/drawingml/2006/picture">
-                <pic:pic>
-                  <pic:nvPicPr>
-                    <pic:cNvPr id="44" name="image20.png"/>
-                    <pic:cNvPicPr/>
-                  </pic:nvPicPr>
-                  <pic:blipFill>
-                    <a:blip r:embed="rId31" cstate="print"/>
-                    <a:stretch>
-                      <a:fillRect/>
-                    </a:stretch>
-                  </pic:blipFill>
-                  <pic:spPr>
-                    <a:xfrm>
-                      <a:off x="0" y="0"/>
-                      <a:ext cx="188975" cy="106679"/>
-                    </a:xfrm>
-                    <a:prstGeom prst="rect">
-                      <a:avLst/>
-                    </a:prstGeom>
-                  </pic:spPr>
-                </pic:pic>
-              </a:graphicData>
-            </a:graphic>
-          </wp:anchor>
-        </w:drawing>
       </w:r>
       <w:r>
         <w:rPr/>
-        <w:drawing>
-          <wp:anchor distT="0" distB="0" distL="0" distR="0" allowOverlap="1" layoutInCell="1" locked="0" behindDoc="1" simplePos="0" relativeHeight="486818304">
-            <wp:simplePos x="0" y="0"/>
-            <wp:positionH relativeFrom="page">
-              <wp:posOffset>1179575</wp:posOffset>
-            </wp:positionH>
-            <wp:positionV relativeFrom="page">
-              <wp:posOffset>3992879</wp:posOffset>
-            </wp:positionV>
-            <wp:extent cx="265175" cy="106679"/>
-            <wp:effectExtent l="0" t="0" r="0" b="0"/>
-            <wp:wrapNone/>
-            <wp:docPr id="45" name="image21.png"/>
-            <wp:cNvGraphicFramePr>
-              <a:graphicFrameLocks noChangeAspect="1"/>
-            </wp:cNvGraphicFramePr>
-            <a:graphic>
-              <a:graphicData uri="http://schemas.openxmlformats.org/drawingml/2006/picture">
-                <pic:pic>
-                  <pic:nvPicPr>
-                    <pic:cNvPr id="46" name="image21.png"/>
-                    <pic:cNvPicPr/>
-                  </pic:nvPicPr>
-                  <pic:blipFill>
-                    <a:blip r:embed="rId32" cstate="print"/>
-                    <a:stretch>
-                      <a:fillRect/>
-                    </a:stretch>
-                  </pic:blipFill>
-                  <pic:spPr>
-                    <a:xfrm>
-                      <a:off x="0" y="0"/>
-                      <a:ext cx="265175" cy="106679"/>
-                    </a:xfrm>
-                    <a:prstGeom prst="rect">
-                      <a:avLst/>
-                    </a:prstGeom>
-                  </pic:spPr>
-                </pic:pic>
-              </a:graphicData>
-            </a:graphic>
-          </wp:anchor>
-        </w:drawing>
       </w:r>
       <w:r>
         <w:rPr/>
-        <w:drawing>
-          <wp:anchor distT="0" distB="0" distL="0" distR="0" allowOverlap="1" layoutInCell="1" locked="0" behindDoc="1" simplePos="0" relativeHeight="486818816">
-            <wp:simplePos x="0" y="0"/>
-            <wp:positionH relativeFrom="page">
-              <wp:posOffset>1179575</wp:posOffset>
-            </wp:positionH>
-            <wp:positionV relativeFrom="page">
-              <wp:posOffset>4209288</wp:posOffset>
-            </wp:positionV>
-            <wp:extent cx="249936" cy="103632"/>
-            <wp:effectExtent l="0" t="0" r="0" b="0"/>
-            <wp:wrapNone/>
-            <wp:docPr id="47" name="image22.png"/>
-            <wp:cNvGraphicFramePr>
-              <a:graphicFrameLocks noChangeAspect="1"/>
-            </wp:cNvGraphicFramePr>
-            <a:graphic>
-              <a:graphicData uri="http://schemas.openxmlformats.org/drawingml/2006/picture">
-                <pic:pic>
-                  <pic:nvPicPr>
-                    <pic:cNvPr id="48" name="image22.png"/>
-                    <pic:cNvPicPr/>
-                  </pic:nvPicPr>
-                  <pic:blipFill>
-                    <a:blip r:embed="rId33" cstate="print"/>
-                    <a:stretch>
-                      <a:fillRect/>
-                    </a:stretch>
-                  </pic:blipFill>
-                  <pic:spPr>
-                    <a:xfrm>
-                      <a:off x="0" y="0"/>
-                      <a:ext cx="249936" cy="103632"/>
-                    </a:xfrm>
-                    <a:prstGeom prst="rect">
-                      <a:avLst/>
-                    </a:prstGeom>
-                  </pic:spPr>
-                </pic:pic>
-              </a:graphicData>
-            </a:graphic>
-          </wp:anchor>
-        </w:drawing>
       </w:r>
       <w:r>
         <w:rPr/>
-        <w:drawing>
-          <wp:anchor distT="0" distB="0" distL="0" distR="0" allowOverlap="1" layoutInCell="1" locked="0" behindDoc="1" simplePos="0" relativeHeight="486819328">
-            <wp:simplePos x="0" y="0"/>
-            <wp:positionH relativeFrom="page">
-              <wp:posOffset>1179575</wp:posOffset>
-            </wp:positionH>
-            <wp:positionV relativeFrom="page">
-              <wp:posOffset>4428744</wp:posOffset>
-            </wp:positionV>
-            <wp:extent cx="265176" cy="103632"/>
-            <wp:effectExtent l="0" t="0" r="0" b="0"/>
-            <wp:wrapNone/>
-            <wp:docPr id="49" name="image23.png"/>
-            <wp:cNvGraphicFramePr>
-              <a:graphicFrameLocks noChangeAspect="1"/>
-            </wp:cNvGraphicFramePr>
-            <a:graphic>
-              <a:graphicData uri="http://schemas.openxmlformats.org/drawingml/2006/picture">
-                <pic:pic>
-                  <pic:nvPicPr>
-                    <pic:cNvPr id="50" name="image23.png"/>
-                    <pic:cNvPicPr/>
-                  </pic:nvPicPr>
-                  <pic:blipFill>
-                    <a:blip r:embed="rId34" cstate="print"/>
-                    <a:stretch>
-                      <a:fillRect/>
-                    </a:stretch>
-                  </pic:blipFill>
-                  <pic:spPr>
-                    <a:xfrm>
-                      <a:off x="0" y="0"/>
-                      <a:ext cx="265176" cy="103632"/>
-                    </a:xfrm>
-                    <a:prstGeom prst="rect">
-                      <a:avLst/>
-                    </a:prstGeom>
-                  </pic:spPr>
-                </pic:pic>
-              </a:graphicData>
-            </a:graphic>
-          </wp:anchor>
-        </w:drawing>
       </w:r>
       <w:r>
         <w:rPr/>
-        <w:drawing>
-          <wp:anchor distT="0" distB="0" distL="0" distR="0" allowOverlap="1" layoutInCell="1" locked="0" behindDoc="1" simplePos="0" relativeHeight="486819840">
-            <wp:simplePos x="0" y="0"/>
-            <wp:positionH relativeFrom="page">
-              <wp:posOffset>1179575</wp:posOffset>
-            </wp:positionH>
-            <wp:positionV relativeFrom="page">
-              <wp:posOffset>4645152</wp:posOffset>
-            </wp:positionV>
-            <wp:extent cx="265175" cy="106679"/>
-            <wp:effectExtent l="0" t="0" r="0" b="0"/>
-            <wp:wrapNone/>
-            <wp:docPr id="51" name="image24.png"/>
-            <wp:cNvGraphicFramePr>
-              <a:graphicFrameLocks noChangeAspect="1"/>
-            </wp:cNvGraphicFramePr>
-            <a:graphic>
-              <a:graphicData uri="http://schemas.openxmlformats.org/drawingml/2006/picture">
-                <pic:pic>
-                  <pic:nvPicPr>
-                    <pic:cNvPr id="52" name="image24.png"/>
-                    <pic:cNvPicPr/>
-                  </pic:nvPicPr>
-                  <pic:blipFill>
-                    <a:blip r:embed="rId35" cstate="print"/>
-                    <a:stretch>
-                      <a:fillRect/>
-                    </a:stretch>
-                  </pic:blipFill>
-                  <pic:spPr>
-                    <a:xfrm>
-                      <a:off x="0" y="0"/>
-                      <a:ext cx="265175" cy="106679"/>
-                    </a:xfrm>
-                    <a:prstGeom prst="rect">
-                      <a:avLst/>
-                    </a:prstGeom>
-                  </pic:spPr>
-                </pic:pic>
-              </a:graphicData>
-            </a:graphic>
-          </wp:anchor>
-        </w:drawing>
       </w:r>
       <w:r>
         <w:rPr/>
-        <w:drawing>
-          <wp:anchor distT="0" distB="0" distL="0" distR="0" allowOverlap="1" layoutInCell="1" locked="0" behindDoc="1" simplePos="0" relativeHeight="486820352">
-            <wp:simplePos x="0" y="0"/>
-            <wp:positionH relativeFrom="page">
-              <wp:posOffset>1179575</wp:posOffset>
-            </wp:positionH>
-            <wp:positionV relativeFrom="page">
-              <wp:posOffset>5023103</wp:posOffset>
-            </wp:positionV>
-            <wp:extent cx="268223" cy="106679"/>
-            <wp:effectExtent l="0" t="0" r="0" b="0"/>
-            <wp:wrapNone/>
-            <wp:docPr id="53" name="image25.png"/>
-            <wp:cNvGraphicFramePr>
-              <a:graphicFrameLocks noChangeAspect="1"/>
-            </wp:cNvGraphicFramePr>
-            <a:graphic>
-              <a:graphicData uri="http://schemas.openxmlformats.org/drawingml/2006/picture">
-                <pic:pic>
-                  <pic:nvPicPr>
-                    <pic:cNvPr id="54" name="image25.png"/>
-                    <pic:cNvPicPr/>
-                  </pic:nvPicPr>
-                  <pic:blipFill>
-                    <a:blip r:embed="rId36" cstate="print"/>
-                    <a:stretch>
-                      <a:fillRect/>
-                    </a:stretch>
-                  </pic:blipFill>
-                  <pic:spPr>
-                    <a:xfrm>
-                      <a:off x="0" y="0"/>
-                      <a:ext cx="268223" cy="106679"/>
-                    </a:xfrm>
-                    <a:prstGeom prst="rect">
-                      <a:avLst/>
-                    </a:prstGeom>
-                  </pic:spPr>
-                </pic:pic>
-              </a:graphicData>
-            </a:graphic>
-          </wp:anchor>
-        </w:drawing>
       </w:r>
       <w:r>
         <w:rPr/>
-        <w:drawing>
-          <wp:anchor distT="0" distB="0" distL="0" distR="0" allowOverlap="1" layoutInCell="1" locked="0" behindDoc="1" simplePos="0" relativeHeight="486820864">
-            <wp:simplePos x="0" y="0"/>
-            <wp:positionH relativeFrom="page">
-              <wp:posOffset>1179575</wp:posOffset>
-            </wp:positionH>
-            <wp:positionV relativeFrom="page">
-              <wp:posOffset>5242559</wp:posOffset>
-            </wp:positionV>
-            <wp:extent cx="268223" cy="106679"/>
-            <wp:effectExtent l="0" t="0" r="0" b="0"/>
-            <wp:wrapNone/>
-            <wp:docPr id="55" name="image26.png"/>
-            <wp:cNvGraphicFramePr>
-              <a:graphicFrameLocks noChangeAspect="1"/>
-            </wp:cNvGraphicFramePr>
-            <a:graphic>
-              <a:graphicData uri="http://schemas.openxmlformats.org/drawingml/2006/picture">
-                <pic:pic>
-                  <pic:nvPicPr>
-                    <pic:cNvPr id="56" name="image26.png"/>
-                    <pic:cNvPicPr/>
-                  </pic:nvPicPr>
-                  <pic:blipFill>
-                    <a:blip r:embed="rId37" cstate="print"/>
-                    <a:stretch>
-                      <a:fillRect/>
-                    </a:stretch>
-                  </pic:blipFill>
-                  <pic:spPr>
-                    <a:xfrm>
-                      <a:off x="0" y="0"/>
-                      <a:ext cx="268223" cy="106679"/>
-                    </a:xfrm>
-                    <a:prstGeom prst="rect">
-                      <a:avLst/>
-                    </a:prstGeom>
-                  </pic:spPr>
-                </pic:pic>
-              </a:graphicData>
-            </a:graphic>
-          </wp:anchor>
-        </w:drawing>
       </w:r>
       <w:r>
         <w:rPr/>
-        <w:drawing>
-          <wp:anchor distT="0" distB="0" distL="0" distR="0" allowOverlap="1" layoutInCell="1" locked="0" behindDoc="1" simplePos="0" relativeHeight="486821376">
-            <wp:simplePos x="0" y="0"/>
-            <wp:positionH relativeFrom="page">
-              <wp:posOffset>1179575</wp:posOffset>
-            </wp:positionH>
-            <wp:positionV relativeFrom="page">
-              <wp:posOffset>5678423</wp:posOffset>
-            </wp:positionV>
-            <wp:extent cx="265175" cy="106679"/>
-            <wp:effectExtent l="0" t="0" r="0" b="0"/>
-            <wp:wrapNone/>
-            <wp:docPr id="57" name="image27.png"/>
-            <wp:cNvGraphicFramePr>
-              <a:graphicFrameLocks noChangeAspect="1"/>
-            </wp:cNvGraphicFramePr>
-            <a:graphic>
-              <a:graphicData uri="http://schemas.openxmlformats.org/drawingml/2006/picture">
-                <pic:pic>
-                  <pic:nvPicPr>
-                    <pic:cNvPr id="58" name="image27.png"/>
-                    <pic:cNvPicPr/>
-                  </pic:nvPicPr>
-                  <pic:blipFill>
-                    <a:blip r:embed="rId38" cstate="print"/>
-                    <a:stretch>
-                      <a:fillRect/>
-                    </a:stretch>
-                  </pic:blipFill>
-                  <pic:spPr>
-                    <a:xfrm>
-                      <a:off x="0" y="0"/>
-                      <a:ext cx="265175" cy="106679"/>
-                    </a:xfrm>
-                    <a:prstGeom prst="rect">
-                      <a:avLst/>
-                    </a:prstGeom>
-                  </pic:spPr>
-                </pic:pic>
-              </a:graphicData>
-            </a:graphic>
-          </wp:anchor>
-        </w:drawing>
       </w:r>
     </w:p>
     <w:tbl>
@@ -29396,95 +28236,9 @@
       </w:pPr>
       <w:r>
         <w:rPr/>
-        <w:drawing>
-          <wp:anchor distT="0" distB="0" distL="0" distR="0" allowOverlap="1" layoutInCell="1" locked="0" behindDoc="1" simplePos="0" relativeHeight="486821888">
-            <wp:simplePos x="0" y="0"/>
-            <wp:positionH relativeFrom="page">
-              <wp:posOffset>1179575</wp:posOffset>
-            </wp:positionH>
-            <wp:positionV relativeFrom="paragraph">
-              <wp:posOffset>-702336</wp:posOffset>
-            </wp:positionV>
-            <wp:extent cx="265176" cy="103632"/>
-            <wp:effectExtent l="0" t="0" r="0" b="0"/>
-            <wp:wrapNone/>
-            <wp:docPr id="59" name="image28.png"/>
-            <wp:cNvGraphicFramePr>
-              <a:graphicFrameLocks noChangeAspect="1"/>
-            </wp:cNvGraphicFramePr>
-            <a:graphic>
-              <a:graphicData uri="http://schemas.openxmlformats.org/drawingml/2006/picture">
-                <pic:pic>
-                  <pic:nvPicPr>
-                    <pic:cNvPr id="60" name="image28.png"/>
-                    <pic:cNvPicPr/>
-                  </pic:nvPicPr>
-                  <pic:blipFill>
-                    <a:blip r:embed="rId53" cstate="print"/>
-                    <a:stretch>
-                      <a:fillRect/>
-                    </a:stretch>
-                  </pic:blipFill>
-                  <pic:spPr>
-                    <a:xfrm>
-                      <a:off x="0" y="0"/>
-                      <a:ext cx="265176" cy="103632"/>
-                    </a:xfrm>
-                    <a:prstGeom prst="rect">
-                      <a:avLst/>
-                    </a:prstGeom>
-                  </pic:spPr>
-                </pic:pic>
-              </a:graphicData>
-            </a:graphic>
-          </wp:anchor>
-        </w:drawing>
       </w:r>
       <w:r>
         <w:rPr/>
-        <w:drawing>
-          <wp:anchor distT="0" distB="0" distL="0" distR="0" allowOverlap="1" layoutInCell="1" locked="0" behindDoc="1" simplePos="0" relativeHeight="486822400">
-            <wp:simplePos x="0" y="0"/>
-            <wp:positionH relativeFrom="page">
-              <wp:posOffset>1264919</wp:posOffset>
-            </wp:positionH>
-            <wp:positionV relativeFrom="paragraph">
-              <wp:posOffset>471143</wp:posOffset>
-            </wp:positionV>
-            <wp:extent cx="173735" cy="106680"/>
-            <wp:effectExtent l="0" t="0" r="0" b="0"/>
-            <wp:wrapNone/>
-            <wp:docPr id="61" name="image29.png"/>
-            <wp:cNvGraphicFramePr>
-              <a:graphicFrameLocks noChangeAspect="1"/>
-            </wp:cNvGraphicFramePr>
-            <a:graphic>
-              <a:graphicData uri="http://schemas.openxmlformats.org/drawingml/2006/picture">
-                <pic:pic>
-                  <pic:nvPicPr>
-                    <pic:cNvPr id="62" name="image29.png"/>
-                    <pic:cNvPicPr/>
-                  </pic:nvPicPr>
-                  <pic:blipFill>
-                    <a:blip r:embed="rId54" cstate="print"/>
-                    <a:stretch>
-                      <a:fillRect/>
-                    </a:stretch>
-                  </pic:blipFill>
-                  <pic:spPr>
-                    <a:xfrm>
-                      <a:off x="0" y="0"/>
-                      <a:ext cx="173735" cy="106680"/>
-                    </a:xfrm>
-                    <a:prstGeom prst="rect">
-                      <a:avLst/>
-                    </a:prstGeom>
-                  </pic:spPr>
-                </pic:pic>
-              </a:graphicData>
-            </a:graphic>
-          </wp:anchor>
-        </w:drawing>
       </w:r>
       <w:bookmarkStart w:name="SUPERSEDES" w:id="17"/>
       <w:bookmarkEnd w:id="17"/>
@@ -31386,12 +30140,6 @@
       </w:pPr>
       <w:r>
         <w:rPr/>
-        <w:pict>
-          <v:rect style="position:absolute;margin-left:66pt;margin-top:15.738525pt;width:475.44pt;height:.24pt;mso-position-horizontal-relative:page;mso-position-vertical-relative:paragraph;z-index:-15711744;mso-wrap-distance-left:0;mso-wrap-distance-right:0" id="docshape11" filled="true" fillcolor="#000000" stroked="false">
-            <v:fill type="solid"/>
-            <w10:wrap type="topAndBottom"/>
-          </v:rect>
-        </w:pict>
       </w:r>
     </w:p>
     <w:p>
@@ -33779,183 +32527,6 @@
     </w:pPr>
     <w:r>
       <w:rPr/>
-      <w:pict>
-        <v:shapetype id="_x0000_t202" o:spt="202" coordsize="21600,21600" path="m,l,21600r21600,l21600,xe">
-          <v:stroke joinstyle="miter"/>
-          <v:path gradientshapeok="t" o:connecttype="rect"/>
-        </v:shapetype>
-        <v:shape style="position:absolute;margin-left:107.353989pt;margin-top:767.575989pt;width:397.3pt;height:16.45pt;mso-position-horizontal-relative:page;mso-position-vertical-relative:page;z-index:-16509952" type="#_x0000_t202" id="docshape1" filled="false" stroked="false">
-          <v:textbox inset="0,0,0,0">
-            <w:txbxContent>
-              <w:p>
-                <w:pPr>
-                  <w:spacing w:before="23"/>
-                  <w:ind w:left="20" w:right="0" w:firstLine="0"/>
-                  <w:jc w:val="left"/>
-                  <w:rPr>
-                    <w:rFonts w:ascii="Trebuchet MS"/>
-                    <w:sz w:val="24"/>
-                  </w:rPr>
-                </w:pPr>
-                <w:r>
-                  <w:rPr>
-                    <w:rFonts w:ascii="Trebuchet MS"/>
-                    <w:color w:val="191919"/>
-                    <w:spacing w:val="-6"/>
-                    <w:sz w:val="24"/>
-                  </w:rPr>
-                  <w:t>UNCONTROLLED</w:t>
-                </w:r>
-                <w:r>
-                  <w:rPr>
-                    <w:rFonts w:ascii="Trebuchet MS"/>
-                    <w:color w:val="191919"/>
-                    <w:spacing w:val="-16"/>
-                    <w:sz w:val="24"/>
-                  </w:rPr>
-                  <w:t> </w:t>
-                </w:r>
-                <w:r>
-                  <w:rPr>
-                    <w:rFonts w:ascii="Trebuchet MS"/>
-                    <w:color w:val="191919"/>
-                    <w:spacing w:val="-6"/>
-                    <w:sz w:val="24"/>
-                  </w:rPr>
-                  <w:t>COPY</w:t>
-                </w:r>
-                <w:r>
-                  <w:rPr>
-                    <w:rFonts w:ascii="Trebuchet MS"/>
-                    <w:color w:val="191919"/>
-                    <w:spacing w:val="-15"/>
-                    <w:sz w:val="24"/>
-                  </w:rPr>
-                  <w:t> </w:t>
-                </w:r>
-                <w:r>
-                  <w:rPr>
-                    <w:rFonts w:ascii="Trebuchet MS"/>
-                    <w:color w:val="191919"/>
-                    <w:spacing w:val="-6"/>
-                    <w:sz w:val="24"/>
-                  </w:rPr>
-                  <w:t>CS_WI_MW006</w:t>
-                </w:r>
-                <w:r>
-                  <w:rPr>
-                    <w:rFonts w:ascii="Trebuchet MS"/>
-                    <w:color w:val="191919"/>
-                    <w:spacing w:val="-15"/>
-                    <w:sz w:val="24"/>
-                  </w:rPr>
-                  <w:t> </w:t>
-                </w:r>
-                <w:r>
-                  <w:rPr>
-                    <w:rFonts w:ascii="Trebuchet MS"/>
-                    <w:color w:val="191919"/>
-                    <w:spacing w:val="-6"/>
-                    <w:sz w:val="24"/>
-                  </w:rPr>
-                  <w:t>Revision</w:t>
-                </w:r>
-                <w:r>
-                  <w:rPr>
-                    <w:rFonts w:ascii="Trebuchet MS"/>
-                    <w:color w:val="191919"/>
-                    <w:spacing w:val="-16"/>
-                    <w:sz w:val="24"/>
-                  </w:rPr>
-                  <w:t> </w:t>
-                </w:r>
-                <w:r>
-                  <w:rPr>
-                    <w:rFonts w:ascii="Trebuchet MS"/>
-                    <w:color w:val="191919"/>
-                    <w:spacing w:val="-6"/>
-                    <w:sz w:val="24"/>
-                  </w:rPr>
-                  <w:t>11</w:t>
-                </w:r>
-                <w:r>
-                  <w:rPr>
-                    <w:rFonts w:ascii="Trebuchet MS"/>
-                    <w:color w:val="191919"/>
-                    <w:spacing w:val="-15"/>
-                    <w:sz w:val="24"/>
-                  </w:rPr>
-                  <w:t> </w:t>
-                </w:r>
-                <w:r>
-                  <w:rPr>
-                    <w:rFonts w:ascii="Trebuchet MS"/>
-                    <w:color w:val="191919"/>
-                    <w:spacing w:val="-6"/>
-                    <w:sz w:val="24"/>
-                  </w:rPr>
-                  <w:t>-</w:t>
-                </w:r>
-                <w:r>
-                  <w:rPr>
-                    <w:rFonts w:ascii="Trebuchet MS"/>
-                    <w:color w:val="191919"/>
-                    <w:spacing w:val="-15"/>
-                    <w:sz w:val="24"/>
-                  </w:rPr>
-                  <w:t> </w:t>
-                </w:r>
-                <w:r>
-                  <w:rPr>
-                    <w:rFonts w:ascii="Trebuchet MS"/>
-                    <w:color w:val="191919"/>
-                    <w:spacing w:val="-6"/>
-                    <w:sz w:val="24"/>
-                  </w:rPr>
-                  <w:t>EFFECTIVE</w:t>
-                </w:r>
-                <w:r>
-                  <w:rPr>
-                    <w:rFonts w:ascii="Trebuchet MS"/>
-                    <w:color w:val="191919"/>
-                    <w:spacing w:val="-16"/>
-                    <w:sz w:val="24"/>
-                  </w:rPr>
-                  <w:t> </w:t>
-                </w:r>
-                <w:r>
-                  <w:rPr>
-                    <w:rFonts w:ascii="Trebuchet MS"/>
-                    <w:color w:val="191919"/>
-                    <w:spacing w:val="-6"/>
-                    <w:sz w:val="24"/>
-                  </w:rPr>
-                  <w:t>on</w:t>
-                </w:r>
-                <w:r>
-                  <w:rPr>
-                    <w:rFonts w:ascii="Trebuchet MS"/>
-                    <w:color w:val="191919"/>
-                    <w:spacing w:val="-15"/>
-                    <w:sz w:val="24"/>
-                  </w:rPr>
-                  <w:t> </w:t>
-                </w:r>
-                <w:r>
-                  <w:rPr>
-                    <w:rFonts w:ascii="Trebuchet MS"/>
-                    <w:color w:val="191919"/>
-                    <w:spacing w:val="-6"/>
-                    <w:sz w:val="24"/>
-                  </w:rPr>
-                  <w:t>01-Feb-2022</w:t>
-                </w:r>
-              </w:p>
-            </w:txbxContent>
-          </v:textbox>
-          <w10:wrap type="none"/>
-        </v:shape>
-      </w:pict>
     </w:r>
   </w:p>
 </w:ftr>
@@ -33973,483 +32544,6 @@
     </w:pPr>
     <w:r>
       <w:rPr/>
-      <w:pict>
-        <v:shape style="position:absolute;margin-left:66.440002pt;margin-top:725.75pt;width:446pt;height:58.25pt;mso-position-horizontal-relative:page;mso-position-vertical-relative:page;z-index:-16508928" type="#_x0000_t202" id="docshape4" filled="false" stroked="false">
-          <v:textbox inset="0,0,0,0">
-            <w:txbxContent>
-              <w:p>
-                <w:pPr>
-                  <w:spacing w:line="183" w:lineRule="exact" w:before="13"/>
-                  <w:ind w:left="4292" w:right="0" w:firstLine="0"/>
-                  <w:jc w:val="left"/>
-                  <w:rPr>
-                    <w:sz w:val="16"/>
-                  </w:rPr>
-                </w:pPr>
-                <w:r>
-                  <w:rPr>
-                    <w:sz w:val="16"/>
-                  </w:rPr>
-                  <w:t>Page</w:t>
-                </w:r>
-                <w:r>
-                  <w:rPr>
-                    <w:spacing w:val="-4"/>
-                    <w:sz w:val="16"/>
-                  </w:rPr>
-                  <w:t> </w:t>
-                </w:r>
-                <w:r>
-                  <w:rPr>
-                    <w:sz w:val="16"/>
-                  </w:rPr>
-                  <w:fldChar w:fldCharType="begin"/>
-                </w:r>
-                <w:r>
-                  <w:rPr>
-                    <w:sz w:val="16"/>
-                  </w:rPr>
-                  <w:instrText> PAGE </w:instrText>
-                </w:r>
-                <w:r>
-                  <w:rPr>
-                    <w:sz w:val="16"/>
-                  </w:rPr>
-                  <w:fldChar w:fldCharType="separate"/>
-                </w:r>
-                <w:r>
-                  <w:rPr>
-                    <w:sz w:val="16"/>
-                  </w:rPr>
-                  <w:t>2</w:t>
-                </w:r>
-                <w:r>
-                  <w:rPr>
-                    <w:sz w:val="16"/>
-                  </w:rPr>
-                  <w:fldChar w:fldCharType="end"/>
-                </w:r>
-                <w:r>
-                  <w:rPr>
-                    <w:spacing w:val="-5"/>
-                    <w:sz w:val="16"/>
-                  </w:rPr>
-                  <w:t> </w:t>
-                </w:r>
-                <w:r>
-                  <w:rPr>
-                    <w:sz w:val="16"/>
-                  </w:rPr>
-                  <w:t>of</w:t>
-                </w:r>
-                <w:r>
-                  <w:rPr>
-                    <w:spacing w:val="-5"/>
-                    <w:sz w:val="16"/>
-                  </w:rPr>
-                  <w:t> 13</w:t>
-                </w:r>
-              </w:p>
-              <w:p>
-                <w:pPr>
-                  <w:spacing w:line="240" w:lineRule="auto" w:before="0"/>
-                  <w:ind w:left="20" w:right="0" w:firstLine="0"/>
-                  <w:jc w:val="left"/>
-                  <w:rPr>
-                    <w:sz w:val="16"/>
-                  </w:rPr>
-                </w:pPr>
-                <w:r>
-                  <w:rPr>
-                    <w:sz w:val="16"/>
-                  </w:rPr>
-                  <w:t>Copyright © 2000, 2004, 2007, 2013-2016, 2018, 2020, 2022 IQVIA. All rights reserved. The contents of this document are confidential</w:t>
-                </w:r>
-                <w:r>
-                  <w:rPr>
-                    <w:spacing w:val="-3"/>
-                    <w:sz w:val="16"/>
-                  </w:rPr>
-                  <w:t> </w:t>
-                </w:r>
-                <w:r>
-                  <w:rPr>
-                    <w:sz w:val="16"/>
-                  </w:rPr>
-                  <w:t>and</w:t>
-                </w:r>
-                <w:r>
-                  <w:rPr>
-                    <w:spacing w:val="-4"/>
-                    <w:sz w:val="16"/>
-                  </w:rPr>
-                  <w:t> </w:t>
-                </w:r>
-                <w:r>
-                  <w:rPr>
-                    <w:sz w:val="16"/>
-                  </w:rPr>
-                  <w:t>proprietary</w:t>
-                </w:r>
-                <w:r>
-                  <w:rPr>
-                    <w:spacing w:val="-4"/>
-                    <w:sz w:val="16"/>
-                  </w:rPr>
-                  <w:t> </w:t>
-                </w:r>
-                <w:r>
-                  <w:rPr>
-                    <w:sz w:val="16"/>
-                  </w:rPr>
-                  <w:t>to</w:t>
-                </w:r>
-                <w:r>
-                  <w:rPr>
-                    <w:spacing w:val="-3"/>
-                    <w:sz w:val="16"/>
-                  </w:rPr>
-                  <w:t> </w:t>
-                </w:r>
-                <w:r>
-                  <w:rPr>
-                    <w:sz w:val="16"/>
-                  </w:rPr>
-                  <w:t>IQVIA</w:t>
-                </w:r>
-                <w:r>
-                  <w:rPr>
-                    <w:spacing w:val="-3"/>
-                    <w:sz w:val="16"/>
-                  </w:rPr>
-                  <w:t> </w:t>
-                </w:r>
-                <w:r>
-                  <w:rPr>
-                    <w:sz w:val="16"/>
-                  </w:rPr>
-                  <w:t>Holdings</w:t>
-                </w:r>
-                <w:r>
-                  <w:rPr>
-                    <w:spacing w:val="-4"/>
-                    <w:sz w:val="16"/>
-                  </w:rPr>
-                  <w:t> </w:t>
-                </w:r>
-                <w:r>
-                  <w:rPr>
-                    <w:sz w:val="16"/>
-                  </w:rPr>
-                  <w:t>Inc.</w:t>
-                </w:r>
-                <w:r>
-                  <w:rPr>
-                    <w:spacing w:val="-3"/>
-                    <w:sz w:val="16"/>
-                  </w:rPr>
-                  <w:t> </w:t>
-                </w:r>
-                <w:r>
-                  <w:rPr>
-                    <w:sz w:val="16"/>
-                  </w:rPr>
-                  <w:t>and</w:t>
-                </w:r>
-                <w:r>
-                  <w:rPr>
-                    <w:spacing w:val="-4"/>
-                    <w:sz w:val="16"/>
-                  </w:rPr>
-                  <w:t> </w:t>
-                </w:r>
-                <w:r>
-                  <w:rPr>
-                    <w:sz w:val="16"/>
-                  </w:rPr>
-                  <w:t>its</w:t>
-                </w:r>
-                <w:r>
-                  <w:rPr>
-                    <w:spacing w:val="-4"/>
-                    <w:sz w:val="16"/>
-                  </w:rPr>
-                  <w:t> </w:t>
-                </w:r>
-                <w:r>
-                  <w:rPr>
-                    <w:sz w:val="16"/>
-                  </w:rPr>
-                  <w:t>subsidiaries.</w:t>
-                </w:r>
-                <w:r>
-                  <w:rPr>
-                    <w:spacing w:val="-3"/>
-                    <w:sz w:val="16"/>
-                  </w:rPr>
-                  <w:t> </w:t>
-                </w:r>
-                <w:r>
-                  <w:rPr>
-                    <w:sz w:val="16"/>
-                  </w:rPr>
-                  <w:t>Unauthorized</w:t>
-                </w:r>
-                <w:r>
-                  <w:rPr>
-                    <w:spacing w:val="-4"/>
-                    <w:sz w:val="16"/>
-                  </w:rPr>
-                  <w:t> </w:t>
-                </w:r>
-                <w:r>
-                  <w:rPr>
-                    <w:sz w:val="16"/>
-                  </w:rPr>
-                  <w:t>use,</w:t>
-                </w:r>
-                <w:r>
-                  <w:rPr>
-                    <w:spacing w:val="-4"/>
-                    <w:sz w:val="16"/>
-                  </w:rPr>
-                  <w:t> </w:t>
-                </w:r>
-                <w:r>
-                  <w:rPr>
-                    <w:sz w:val="16"/>
-                  </w:rPr>
-                  <w:t>disclosure</w:t>
-                </w:r>
-                <w:r>
-                  <w:rPr>
-                    <w:spacing w:val="-4"/>
-                    <w:sz w:val="16"/>
-                  </w:rPr>
-                  <w:t> </w:t>
-                </w:r>
-                <w:r>
-                  <w:rPr>
-                    <w:sz w:val="16"/>
-                  </w:rPr>
-                  <w:t>or</w:t>
-                </w:r>
-                <w:r>
-                  <w:rPr>
-                    <w:spacing w:val="-4"/>
-                    <w:sz w:val="16"/>
-                  </w:rPr>
-                  <w:t> </w:t>
-                </w:r>
-                <w:r>
-                  <w:rPr>
-                    <w:sz w:val="16"/>
-                  </w:rPr>
-                  <w:t>reproduction</w:t>
-                </w:r>
-                <w:r>
-                  <w:rPr>
-                    <w:spacing w:val="-3"/>
-                    <w:sz w:val="16"/>
-                  </w:rPr>
-                  <w:t> </w:t>
-                </w:r>
-                <w:r>
-                  <w:rPr>
-                    <w:sz w:val="16"/>
-                  </w:rPr>
-                  <w:t>is</w:t>
-                </w:r>
-                <w:r>
-                  <w:rPr>
-                    <w:spacing w:val="-4"/>
-                    <w:sz w:val="16"/>
-                  </w:rPr>
-                  <w:t> </w:t>
-                </w:r>
-                <w:r>
-                  <w:rPr>
-                    <w:sz w:val="16"/>
-                  </w:rPr>
-                  <w:t>strictly </w:t>
-                </w:r>
-                <w:r>
-                  <w:rPr>
-                    <w:spacing w:val="-2"/>
-                    <w:sz w:val="16"/>
-                  </w:rPr>
-                  <w:t>prohibited.</w:t>
-                </w:r>
-              </w:p>
-              <w:p>
-                <w:pPr>
-                  <w:spacing w:before="111"/>
-                  <w:ind w:left="838" w:right="0" w:firstLine="0"/>
-                  <w:jc w:val="left"/>
-                  <w:rPr>
-                    <w:rFonts w:ascii="Trebuchet MS"/>
-                    <w:sz w:val="24"/>
-                  </w:rPr>
-                </w:pPr>
-                <w:r>
-                  <w:rPr>
-                    <w:rFonts w:ascii="Trebuchet MS"/>
-                    <w:color w:val="191919"/>
-                    <w:spacing w:val="-6"/>
-                    <w:sz w:val="24"/>
-                  </w:rPr>
-                  <w:t>UNCONTROLLED</w:t>
-                </w:r>
-                <w:r>
-                  <w:rPr>
-                    <w:rFonts w:ascii="Trebuchet MS"/>
-                    <w:color w:val="191919"/>
-                    <w:spacing w:val="-16"/>
-                    <w:sz w:val="24"/>
-                  </w:rPr>
-                  <w:t> </w:t>
-                </w:r>
-                <w:r>
-                  <w:rPr>
-                    <w:rFonts w:ascii="Trebuchet MS"/>
-                    <w:color w:val="191919"/>
-                    <w:spacing w:val="-6"/>
-                    <w:sz w:val="24"/>
-                  </w:rPr>
-                  <w:t>COPY</w:t>
-                </w:r>
-                <w:r>
-                  <w:rPr>
-                    <w:rFonts w:ascii="Trebuchet MS"/>
-                    <w:color w:val="191919"/>
-                    <w:spacing w:val="-15"/>
-                    <w:sz w:val="24"/>
-                  </w:rPr>
-                  <w:t> </w:t>
-                </w:r>
-                <w:r>
-                  <w:rPr>
-                    <w:rFonts w:ascii="Trebuchet MS"/>
-                    <w:color w:val="191919"/>
-                    <w:spacing w:val="-6"/>
-                    <w:sz w:val="24"/>
-                  </w:rPr>
-                  <w:t>CS_WI_MW006</w:t>
-                </w:r>
-                <w:r>
-                  <w:rPr>
-                    <w:rFonts w:ascii="Trebuchet MS"/>
-                    <w:color w:val="191919"/>
-                    <w:spacing w:val="-15"/>
-                    <w:sz w:val="24"/>
-                  </w:rPr>
-                  <w:t> </w:t>
-                </w:r>
-                <w:r>
-                  <w:rPr>
-                    <w:rFonts w:ascii="Trebuchet MS"/>
-                    <w:color w:val="191919"/>
-                    <w:spacing w:val="-6"/>
-                    <w:sz w:val="24"/>
-                  </w:rPr>
-                  <w:t>Revision</w:t>
-                </w:r>
-                <w:r>
-                  <w:rPr>
-                    <w:rFonts w:ascii="Trebuchet MS"/>
-                    <w:color w:val="191919"/>
-                    <w:spacing w:val="-16"/>
-                    <w:sz w:val="24"/>
-                  </w:rPr>
-                  <w:t> </w:t>
-                </w:r>
-                <w:r>
-                  <w:rPr>
-                    <w:rFonts w:ascii="Trebuchet MS"/>
-                    <w:color w:val="191919"/>
-                    <w:spacing w:val="-6"/>
-                    <w:sz w:val="24"/>
-                  </w:rPr>
-                  <w:t>11</w:t>
-                </w:r>
-                <w:r>
-                  <w:rPr>
-                    <w:rFonts w:ascii="Trebuchet MS"/>
-                    <w:color w:val="191919"/>
-                    <w:spacing w:val="-15"/>
-                    <w:sz w:val="24"/>
-                  </w:rPr>
-                  <w:t> </w:t>
-                </w:r>
-                <w:r>
-                  <w:rPr>
-                    <w:rFonts w:ascii="Trebuchet MS"/>
-                    <w:color w:val="191919"/>
-                    <w:spacing w:val="-6"/>
-                    <w:sz w:val="24"/>
-                  </w:rPr>
-                  <w:t>-</w:t>
-                </w:r>
-                <w:r>
-                  <w:rPr>
-                    <w:rFonts w:ascii="Trebuchet MS"/>
-                    <w:color w:val="191919"/>
-                    <w:spacing w:val="-15"/>
-                    <w:sz w:val="24"/>
-                  </w:rPr>
-                  <w:t> </w:t>
-                </w:r>
-                <w:r>
-                  <w:rPr>
-                    <w:rFonts w:ascii="Trebuchet MS"/>
-                    <w:color w:val="191919"/>
-                    <w:spacing w:val="-6"/>
-                    <w:sz w:val="24"/>
-                  </w:rPr>
-                  <w:t>EFFECTIVE</w:t>
-                </w:r>
-                <w:r>
-                  <w:rPr>
-                    <w:rFonts w:ascii="Trebuchet MS"/>
-                    <w:color w:val="191919"/>
-                    <w:spacing w:val="-16"/>
-                    <w:sz w:val="24"/>
-                  </w:rPr>
-                  <w:t> </w:t>
-                </w:r>
-                <w:r>
-                  <w:rPr>
-                    <w:rFonts w:ascii="Trebuchet MS"/>
-                    <w:color w:val="191919"/>
-                    <w:spacing w:val="-6"/>
-                    <w:sz w:val="24"/>
-                  </w:rPr>
-                  <w:t>on</w:t>
-                </w:r>
-                <w:r>
-                  <w:rPr>
-                    <w:rFonts w:ascii="Trebuchet MS"/>
-                    <w:color w:val="191919"/>
-                    <w:spacing w:val="-15"/>
-                    <w:sz w:val="24"/>
-                  </w:rPr>
-                  <w:t> </w:t>
-                </w:r>
-                <w:r>
-                  <w:rPr>
-                    <w:rFonts w:ascii="Trebuchet MS"/>
-                    <w:color w:val="191919"/>
-                    <w:spacing w:val="-6"/>
-                    <w:sz w:val="24"/>
-                  </w:rPr>
-                  <w:t>01-Feb-2022</w:t>
-                </w:r>
-              </w:p>
-            </w:txbxContent>
-          </v:textbox>
-          <w10:wrap type="none"/>
-        </v:shape>
-      </w:pict>
     </w:r>
   </w:p>
 </w:ftr>
@@ -34467,499 +32561,9 @@
     </w:pPr>
     <w:r>
       <w:rPr/>
-      <w:pict>
-        <v:rect style="position:absolute;margin-left:66pt;margin-top:725.039978pt;width:475.44pt;height:.24pt;mso-position-horizontal-relative:page;mso-position-vertical-relative:page;z-index:-16507904" id="docshape7" filled="true" fillcolor="#000000" stroked="false">
-          <v:fill type="solid"/>
-          <w10:wrap type="none"/>
-        </v:rect>
-      </w:pict>
     </w:r>
     <w:r>
       <w:rPr/>
-      <w:pict>
-        <v:shape style="position:absolute;margin-left:66.440002pt;margin-top:725.75pt;width:446pt;height:58.25pt;mso-position-horizontal-relative:page;mso-position-vertical-relative:page;z-index:-16507392" type="#_x0000_t202" id="docshape8" filled="false" stroked="false">
-          <v:textbox inset="0,0,0,0">
-            <w:txbxContent>
-              <w:p>
-                <w:pPr>
-                  <w:spacing w:line="183" w:lineRule="exact" w:before="13"/>
-                  <w:ind w:left="4244" w:right="0" w:firstLine="0"/>
-                  <w:jc w:val="left"/>
-                  <w:rPr>
-                    <w:sz w:val="16"/>
-                  </w:rPr>
-                </w:pPr>
-                <w:r>
-                  <w:rPr>
-                    <w:sz w:val="16"/>
-                  </w:rPr>
-                  <w:t>Page</w:t>
-                </w:r>
-                <w:r>
-                  <w:rPr>
-                    <w:spacing w:val="-4"/>
-                    <w:sz w:val="16"/>
-                  </w:rPr>
-                  <w:t> </w:t>
-                </w:r>
-                <w:r>
-                  <w:rPr>
-                    <w:sz w:val="16"/>
-                  </w:rPr>
-                  <w:fldChar w:fldCharType="begin"/>
-                </w:r>
-                <w:r>
-                  <w:rPr>
-                    <w:sz w:val="16"/>
-                  </w:rPr>
-                  <w:instrText> PAGE </w:instrText>
-                </w:r>
-                <w:r>
-                  <w:rPr>
-                    <w:sz w:val="16"/>
-                  </w:rPr>
-                  <w:fldChar w:fldCharType="separate"/>
-                </w:r>
-                <w:r>
-                  <w:rPr>
-                    <w:sz w:val="16"/>
-                  </w:rPr>
-                  <w:t>10</w:t>
-                </w:r>
-                <w:r>
-                  <w:rPr>
-                    <w:sz w:val="16"/>
-                  </w:rPr>
-                  <w:fldChar w:fldCharType="end"/>
-                </w:r>
-                <w:r>
-                  <w:rPr>
-                    <w:spacing w:val="-6"/>
-                    <w:sz w:val="16"/>
-                  </w:rPr>
-                  <w:t> </w:t>
-                </w:r>
-                <w:r>
-                  <w:rPr>
-                    <w:sz w:val="16"/>
-                  </w:rPr>
-                  <w:t>of</w:t>
-                </w:r>
-                <w:r>
-                  <w:rPr>
-                    <w:spacing w:val="-1"/>
-                    <w:sz w:val="16"/>
-                  </w:rPr>
-                  <w:t> </w:t>
-                </w:r>
-                <w:r>
-                  <w:rPr>
-                    <w:spacing w:val="-5"/>
-                    <w:sz w:val="16"/>
-                  </w:rPr>
-                  <w:t>13</w:t>
-                </w:r>
-              </w:p>
-              <w:p>
-                <w:pPr>
-                  <w:spacing w:line="240" w:lineRule="auto" w:before="0"/>
-                  <w:ind w:left="20" w:right="0" w:firstLine="0"/>
-                  <w:jc w:val="left"/>
-                  <w:rPr>
-                    <w:sz w:val="16"/>
-                  </w:rPr>
-                </w:pPr>
-                <w:r>
-                  <w:rPr>
-                    <w:sz w:val="16"/>
-                  </w:rPr>
-                  <w:t>Copyright © 2000, 2004, 2007, 2013-2016, 2018, 2020, 2022 IQVIA. All rights reserved. The contents of this document are confidential</w:t>
-                </w:r>
-                <w:r>
-                  <w:rPr>
-                    <w:spacing w:val="-3"/>
-                    <w:sz w:val="16"/>
-                  </w:rPr>
-                  <w:t> </w:t>
-                </w:r>
-                <w:r>
-                  <w:rPr>
-                    <w:sz w:val="16"/>
-                  </w:rPr>
-                  <w:t>and</w:t>
-                </w:r>
-                <w:r>
-                  <w:rPr>
-                    <w:spacing w:val="-4"/>
-                    <w:sz w:val="16"/>
-                  </w:rPr>
-                  <w:t> </w:t>
-                </w:r>
-                <w:r>
-                  <w:rPr>
-                    <w:sz w:val="16"/>
-                  </w:rPr>
-                  <w:t>proprietary</w:t>
-                </w:r>
-                <w:r>
-                  <w:rPr>
-                    <w:spacing w:val="-4"/>
-                    <w:sz w:val="16"/>
-                  </w:rPr>
-                  <w:t> </w:t>
-                </w:r>
-                <w:r>
-                  <w:rPr>
-                    <w:sz w:val="16"/>
-                  </w:rPr>
-                  <w:t>to</w:t>
-                </w:r>
-                <w:r>
-                  <w:rPr>
-                    <w:spacing w:val="-3"/>
-                    <w:sz w:val="16"/>
-                  </w:rPr>
-                  <w:t> </w:t>
-                </w:r>
-                <w:r>
-                  <w:rPr>
-                    <w:sz w:val="16"/>
-                  </w:rPr>
-                  <w:t>IQVIA</w:t>
-                </w:r>
-                <w:r>
-                  <w:rPr>
-                    <w:spacing w:val="-3"/>
-                    <w:sz w:val="16"/>
-                  </w:rPr>
-                  <w:t> </w:t>
-                </w:r>
-                <w:r>
-                  <w:rPr>
-                    <w:sz w:val="16"/>
-                  </w:rPr>
-                  <w:t>Holdings</w:t>
-                </w:r>
-                <w:r>
-                  <w:rPr>
-                    <w:spacing w:val="-4"/>
-                    <w:sz w:val="16"/>
-                  </w:rPr>
-                  <w:t> </w:t>
-                </w:r>
-                <w:r>
-                  <w:rPr>
-                    <w:sz w:val="16"/>
-                  </w:rPr>
-                  <w:t>Inc.</w:t>
-                </w:r>
-                <w:r>
-                  <w:rPr>
-                    <w:spacing w:val="-3"/>
-                    <w:sz w:val="16"/>
-                  </w:rPr>
-                  <w:t> </w:t>
-                </w:r>
-                <w:r>
-                  <w:rPr>
-                    <w:sz w:val="16"/>
-                  </w:rPr>
-                  <w:t>and</w:t>
-                </w:r>
-                <w:r>
-                  <w:rPr>
-                    <w:spacing w:val="-4"/>
-                    <w:sz w:val="16"/>
-                  </w:rPr>
-                  <w:t> </w:t>
-                </w:r>
-                <w:r>
-                  <w:rPr>
-                    <w:sz w:val="16"/>
-                  </w:rPr>
-                  <w:t>its</w:t>
-                </w:r>
-                <w:r>
-                  <w:rPr>
-                    <w:spacing w:val="-4"/>
-                    <w:sz w:val="16"/>
-                  </w:rPr>
-                  <w:t> </w:t>
-                </w:r>
-                <w:r>
-                  <w:rPr>
-                    <w:sz w:val="16"/>
-                  </w:rPr>
-                  <w:t>subsidiaries.</w:t>
-                </w:r>
-                <w:r>
-                  <w:rPr>
-                    <w:spacing w:val="-3"/>
-                    <w:sz w:val="16"/>
-                  </w:rPr>
-                  <w:t> </w:t>
-                </w:r>
-                <w:r>
-                  <w:rPr>
-                    <w:sz w:val="16"/>
-                  </w:rPr>
-                  <w:t>Unauthorized</w:t>
-                </w:r>
-                <w:r>
-                  <w:rPr>
-                    <w:spacing w:val="-4"/>
-                    <w:sz w:val="16"/>
-                  </w:rPr>
-                  <w:t> </w:t>
-                </w:r>
-                <w:r>
-                  <w:rPr>
-                    <w:sz w:val="16"/>
-                  </w:rPr>
-                  <w:t>use,</w:t>
-                </w:r>
-                <w:r>
-                  <w:rPr>
-                    <w:spacing w:val="-4"/>
-                    <w:sz w:val="16"/>
-                  </w:rPr>
-                  <w:t> </w:t>
-                </w:r>
-                <w:r>
-                  <w:rPr>
-                    <w:sz w:val="16"/>
-                  </w:rPr>
-                  <w:t>disclosure</w:t>
-                </w:r>
-                <w:r>
-                  <w:rPr>
-                    <w:spacing w:val="-4"/>
-                    <w:sz w:val="16"/>
-                  </w:rPr>
-                  <w:t> </w:t>
-                </w:r>
-                <w:r>
-                  <w:rPr>
-                    <w:sz w:val="16"/>
-                  </w:rPr>
-                  <w:t>or</w:t>
-                </w:r>
-                <w:r>
-                  <w:rPr>
-                    <w:spacing w:val="-4"/>
-                    <w:sz w:val="16"/>
-                  </w:rPr>
-                  <w:t> </w:t>
-                </w:r>
-                <w:r>
-                  <w:rPr>
-                    <w:sz w:val="16"/>
-                  </w:rPr>
-                  <w:t>reproduction</w:t>
-                </w:r>
-                <w:r>
-                  <w:rPr>
-                    <w:spacing w:val="-3"/>
-                    <w:sz w:val="16"/>
-                  </w:rPr>
-                  <w:t> </w:t>
-                </w:r>
-                <w:r>
-                  <w:rPr>
-                    <w:sz w:val="16"/>
-                  </w:rPr>
-                  <w:t>is</w:t>
-                </w:r>
-                <w:r>
-                  <w:rPr>
-                    <w:spacing w:val="-4"/>
-                    <w:sz w:val="16"/>
-                  </w:rPr>
-                  <w:t> </w:t>
-                </w:r>
-                <w:r>
-                  <w:rPr>
-                    <w:sz w:val="16"/>
-                  </w:rPr>
-                  <w:t>strictly </w:t>
-                </w:r>
-                <w:r>
-                  <w:rPr>
-                    <w:spacing w:val="-2"/>
-                    <w:sz w:val="16"/>
-                  </w:rPr>
-                  <w:t>prohibited.</w:t>
-                </w:r>
-              </w:p>
-              <w:p>
-                <w:pPr>
-                  <w:spacing w:before="111"/>
-                  <w:ind w:left="838" w:right="0" w:firstLine="0"/>
-                  <w:jc w:val="left"/>
-                  <w:rPr>
-                    <w:rFonts w:ascii="Trebuchet MS"/>
-                    <w:sz w:val="24"/>
-                  </w:rPr>
-                </w:pPr>
-                <w:r>
-                  <w:rPr>
-                    <w:rFonts w:ascii="Trebuchet MS"/>
-                    <w:color w:val="191919"/>
-                    <w:spacing w:val="-6"/>
-                    <w:sz w:val="24"/>
-                  </w:rPr>
-                  <w:t>UNCONTROLLED</w:t>
-                </w:r>
-                <w:r>
-                  <w:rPr>
-                    <w:rFonts w:ascii="Trebuchet MS"/>
-                    <w:color w:val="191919"/>
-                    <w:spacing w:val="-16"/>
-                    <w:sz w:val="24"/>
-                  </w:rPr>
-                  <w:t> </w:t>
-                </w:r>
-                <w:r>
-                  <w:rPr>
-                    <w:rFonts w:ascii="Trebuchet MS"/>
-                    <w:color w:val="191919"/>
-                    <w:spacing w:val="-6"/>
-                    <w:sz w:val="24"/>
-                  </w:rPr>
-                  <w:t>COPY</w:t>
-                </w:r>
-                <w:r>
-                  <w:rPr>
-                    <w:rFonts w:ascii="Trebuchet MS"/>
-                    <w:color w:val="191919"/>
-                    <w:spacing w:val="-15"/>
-                    <w:sz w:val="24"/>
-                  </w:rPr>
-                  <w:t> </w:t>
-                </w:r>
-                <w:r>
-                  <w:rPr>
-                    <w:rFonts w:ascii="Trebuchet MS"/>
-                    <w:color w:val="191919"/>
-                    <w:spacing w:val="-6"/>
-                    <w:sz w:val="24"/>
-                  </w:rPr>
-                  <w:t>CS_WI_MW006</w:t>
-                </w:r>
-                <w:r>
-                  <w:rPr>
-                    <w:rFonts w:ascii="Trebuchet MS"/>
-                    <w:color w:val="191919"/>
-                    <w:spacing w:val="-15"/>
-                    <w:sz w:val="24"/>
-                  </w:rPr>
-                  <w:t> </w:t>
-                </w:r>
-                <w:r>
-                  <w:rPr>
-                    <w:rFonts w:ascii="Trebuchet MS"/>
-                    <w:color w:val="191919"/>
-                    <w:spacing w:val="-6"/>
-                    <w:sz w:val="24"/>
-                  </w:rPr>
-                  <w:t>Revision</w:t>
-                </w:r>
-                <w:r>
-                  <w:rPr>
-                    <w:rFonts w:ascii="Trebuchet MS"/>
-                    <w:color w:val="191919"/>
-                    <w:spacing w:val="-16"/>
-                    <w:sz w:val="24"/>
-                  </w:rPr>
-                  <w:t> </w:t>
-                </w:r>
-                <w:r>
-                  <w:rPr>
-                    <w:rFonts w:ascii="Trebuchet MS"/>
-                    <w:color w:val="191919"/>
-                    <w:spacing w:val="-6"/>
-                    <w:sz w:val="24"/>
-                  </w:rPr>
-                  <w:t>11</w:t>
-                </w:r>
-                <w:r>
-                  <w:rPr>
-                    <w:rFonts w:ascii="Trebuchet MS"/>
-                    <w:color w:val="191919"/>
-                    <w:spacing w:val="-15"/>
-                    <w:sz w:val="24"/>
-                  </w:rPr>
-                  <w:t> </w:t>
-                </w:r>
-                <w:r>
-                  <w:rPr>
-                    <w:rFonts w:ascii="Trebuchet MS"/>
-                    <w:color w:val="191919"/>
-                    <w:spacing w:val="-6"/>
-                    <w:sz w:val="24"/>
-                  </w:rPr>
-                  <w:t>-</w:t>
-                </w:r>
-                <w:r>
-                  <w:rPr>
-                    <w:rFonts w:ascii="Trebuchet MS"/>
-                    <w:color w:val="191919"/>
-                    <w:spacing w:val="-15"/>
-                    <w:sz w:val="24"/>
-                  </w:rPr>
-                  <w:t> </w:t>
-                </w:r>
-                <w:r>
-                  <w:rPr>
-                    <w:rFonts w:ascii="Trebuchet MS"/>
-                    <w:color w:val="191919"/>
-                    <w:spacing w:val="-6"/>
-                    <w:sz w:val="24"/>
-                  </w:rPr>
-                  <w:t>EFFECTIVE</w:t>
-                </w:r>
-                <w:r>
-                  <w:rPr>
-                    <w:rFonts w:ascii="Trebuchet MS"/>
-                    <w:color w:val="191919"/>
-                    <w:spacing w:val="-16"/>
-                    <w:sz w:val="24"/>
-                  </w:rPr>
-                  <w:t> </w:t>
-                </w:r>
-                <w:r>
-                  <w:rPr>
-                    <w:rFonts w:ascii="Trebuchet MS"/>
-                    <w:color w:val="191919"/>
-                    <w:spacing w:val="-6"/>
-                    <w:sz w:val="24"/>
-                  </w:rPr>
-                  <w:t>on</w:t>
-                </w:r>
-                <w:r>
-                  <w:rPr>
-                    <w:rFonts w:ascii="Trebuchet MS"/>
-                    <w:color w:val="191919"/>
-                    <w:spacing w:val="-15"/>
-                    <w:sz w:val="24"/>
-                  </w:rPr>
-                  <w:t> </w:t>
-                </w:r>
-                <w:r>
-                  <w:rPr>
-                    <w:rFonts w:ascii="Trebuchet MS"/>
-                    <w:color w:val="191919"/>
-                    <w:spacing w:val="-6"/>
-                    <w:sz w:val="24"/>
-                  </w:rPr>
-                  <w:t>01-Feb-2022</w:t>
-                </w:r>
-              </w:p>
-            </w:txbxContent>
-          </v:textbox>
-          <w10:wrap type="none"/>
-        </v:shape>
-      </w:pict>
     </w:r>
   </w:p>
 </w:ftr>
@@ -34977,179 +32581,6 @@
     </w:pPr>
     <w:r>
       <w:rPr/>
-      <w:pict>
-        <v:shape style="position:absolute;margin-left:107.353989pt;margin-top:767.575989pt;width:397.3pt;height:16.45pt;mso-position-horizontal-relative:page;mso-position-vertical-relative:page;z-index:-16506368" type="#_x0000_t202" id="docshape10" filled="false" stroked="false">
-          <v:textbox inset="0,0,0,0">
-            <w:txbxContent>
-              <w:p>
-                <w:pPr>
-                  <w:spacing w:before="23"/>
-                  <w:ind w:left="20" w:right="0" w:firstLine="0"/>
-                  <w:jc w:val="left"/>
-                  <w:rPr>
-                    <w:rFonts w:ascii="Trebuchet MS"/>
-                    <w:sz w:val="24"/>
-                  </w:rPr>
-                </w:pPr>
-                <w:r>
-                  <w:rPr>
-                    <w:rFonts w:ascii="Trebuchet MS"/>
-                    <w:color w:val="191919"/>
-                    <w:spacing w:val="-6"/>
-                    <w:sz w:val="24"/>
-                  </w:rPr>
-                  <w:t>UNCONTROLLED</w:t>
-                </w:r>
-                <w:r>
-                  <w:rPr>
-                    <w:rFonts w:ascii="Trebuchet MS"/>
-                    <w:color w:val="191919"/>
-                    <w:spacing w:val="-16"/>
-                    <w:sz w:val="24"/>
-                  </w:rPr>
-                  <w:t> </w:t>
-                </w:r>
-                <w:r>
-                  <w:rPr>
-                    <w:rFonts w:ascii="Trebuchet MS"/>
-                    <w:color w:val="191919"/>
-                    <w:spacing w:val="-6"/>
-                    <w:sz w:val="24"/>
-                  </w:rPr>
-                  <w:t>COPY</w:t>
-                </w:r>
-                <w:r>
-                  <w:rPr>
-                    <w:rFonts w:ascii="Trebuchet MS"/>
-                    <w:color w:val="191919"/>
-                    <w:spacing w:val="-15"/>
-                    <w:sz w:val="24"/>
-                  </w:rPr>
-                  <w:t> </w:t>
-                </w:r>
-                <w:r>
-                  <w:rPr>
-                    <w:rFonts w:ascii="Trebuchet MS"/>
-                    <w:color w:val="191919"/>
-                    <w:spacing w:val="-6"/>
-                    <w:sz w:val="24"/>
-                  </w:rPr>
-                  <w:t>CS_WI_MW006</w:t>
-                </w:r>
-                <w:r>
-                  <w:rPr>
-                    <w:rFonts w:ascii="Trebuchet MS"/>
-                    <w:color w:val="191919"/>
-                    <w:spacing w:val="-15"/>
-                    <w:sz w:val="24"/>
-                  </w:rPr>
-                  <w:t> </w:t>
-                </w:r>
-                <w:r>
-                  <w:rPr>
-                    <w:rFonts w:ascii="Trebuchet MS"/>
-                    <w:color w:val="191919"/>
-                    <w:spacing w:val="-6"/>
-                    <w:sz w:val="24"/>
-                  </w:rPr>
-                  <w:t>Revision</w:t>
-                </w:r>
-                <w:r>
-                  <w:rPr>
-                    <w:rFonts w:ascii="Trebuchet MS"/>
-                    <w:color w:val="191919"/>
-                    <w:spacing w:val="-16"/>
-                    <w:sz w:val="24"/>
-                  </w:rPr>
-                  <w:t> </w:t>
-                </w:r>
-                <w:r>
-                  <w:rPr>
-                    <w:rFonts w:ascii="Trebuchet MS"/>
-                    <w:color w:val="191919"/>
-                    <w:spacing w:val="-6"/>
-                    <w:sz w:val="24"/>
-                  </w:rPr>
-                  <w:t>11</w:t>
-                </w:r>
-                <w:r>
-                  <w:rPr>
-                    <w:rFonts w:ascii="Trebuchet MS"/>
-                    <w:color w:val="191919"/>
-                    <w:spacing w:val="-15"/>
-                    <w:sz w:val="24"/>
-                  </w:rPr>
-                  <w:t> </w:t>
-                </w:r>
-                <w:r>
-                  <w:rPr>
-                    <w:rFonts w:ascii="Trebuchet MS"/>
-                    <w:color w:val="191919"/>
-                    <w:spacing w:val="-6"/>
-                    <w:sz w:val="24"/>
-                  </w:rPr>
-                  <w:t>-</w:t>
-                </w:r>
-                <w:r>
-                  <w:rPr>
-                    <w:rFonts w:ascii="Trebuchet MS"/>
-                    <w:color w:val="191919"/>
-                    <w:spacing w:val="-15"/>
-                    <w:sz w:val="24"/>
-                  </w:rPr>
-                  <w:t> </w:t>
-                </w:r>
-                <w:r>
-                  <w:rPr>
-                    <w:rFonts w:ascii="Trebuchet MS"/>
-                    <w:color w:val="191919"/>
-                    <w:spacing w:val="-6"/>
-                    <w:sz w:val="24"/>
-                  </w:rPr>
-                  <w:t>EFFECTIVE</w:t>
-                </w:r>
-                <w:r>
-                  <w:rPr>
-                    <w:rFonts w:ascii="Trebuchet MS"/>
-                    <w:color w:val="191919"/>
-                    <w:spacing w:val="-16"/>
-                    <w:sz w:val="24"/>
-                  </w:rPr>
-                  <w:t> </w:t>
-                </w:r>
-                <w:r>
-                  <w:rPr>
-                    <w:rFonts w:ascii="Trebuchet MS"/>
-                    <w:color w:val="191919"/>
-                    <w:spacing w:val="-6"/>
-                    <w:sz w:val="24"/>
-                  </w:rPr>
-                  <w:t>on</w:t>
-                </w:r>
-                <w:r>
-                  <w:rPr>
-                    <w:rFonts w:ascii="Trebuchet MS"/>
-                    <w:color w:val="191919"/>
-                    <w:spacing w:val="-15"/>
-                    <w:sz w:val="24"/>
-                  </w:rPr>
-                  <w:t> </w:t>
-                </w:r>
-                <w:r>
-                  <w:rPr>
-                    <w:rFonts w:ascii="Trebuchet MS"/>
-                    <w:color w:val="191919"/>
-                    <w:spacing w:val="-6"/>
-                    <w:sz w:val="24"/>
-                  </w:rPr>
-                  <w:t>01-Feb-2022</w:t>
-                </w:r>
-              </w:p>
-            </w:txbxContent>
-          </v:textbox>
-          <w10:wrap type="none"/>
-        </v:shape>
-      </w:pict>
     </w:r>
   </w:p>
 </w:ftr>
@@ -35167,180 +32598,27 @@
     </w:pPr>
     <w:r>
       <w:rPr/>
-      <w:pict>
-        <v:shape style="position:absolute;margin-left:107.353989pt;margin-top:767.575989pt;width:397.3pt;height:16.45pt;mso-position-horizontal-relative:page;mso-position-vertical-relative:page;z-index:-16504832" type="#_x0000_t202" id="docshape13" filled="false" stroked="false">
-          <v:textbox inset="0,0,0,0">
-            <w:txbxContent>
-              <w:p>
-                <w:pPr>
-                  <w:spacing w:before="23"/>
-                  <w:ind w:left="20" w:right="0" w:firstLine="0"/>
-                  <w:jc w:val="left"/>
-                  <w:rPr>
-                    <w:rFonts w:ascii="Trebuchet MS"/>
-                    <w:sz w:val="24"/>
-                  </w:rPr>
-                </w:pPr>
-                <w:r>
-                  <w:rPr>
-                    <w:rFonts w:ascii="Trebuchet MS"/>
-                    <w:color w:val="191919"/>
-                    <w:spacing w:val="-6"/>
-                    <w:sz w:val="24"/>
-                  </w:rPr>
-                  <w:t>UNCONTROLLED</w:t>
-                </w:r>
-                <w:r>
-                  <w:rPr>
-                    <w:rFonts w:ascii="Trebuchet MS"/>
-                    <w:color w:val="191919"/>
-                    <w:spacing w:val="-16"/>
-                    <w:sz w:val="24"/>
-                  </w:rPr>
-                  <w:t> </w:t>
-                </w:r>
-                <w:r>
-                  <w:rPr>
-                    <w:rFonts w:ascii="Trebuchet MS"/>
-                    <w:color w:val="191919"/>
-                    <w:spacing w:val="-6"/>
-                    <w:sz w:val="24"/>
-                  </w:rPr>
-                  <w:t>COPY</w:t>
-                </w:r>
-                <w:r>
-                  <w:rPr>
-                    <w:rFonts w:ascii="Trebuchet MS"/>
-                    <w:color w:val="191919"/>
-                    <w:spacing w:val="-15"/>
-                    <w:sz w:val="24"/>
-                  </w:rPr>
-                  <w:t> </w:t>
-                </w:r>
-                <w:r>
-                  <w:rPr>
-                    <w:rFonts w:ascii="Trebuchet MS"/>
-                    <w:color w:val="191919"/>
-                    <w:spacing w:val="-6"/>
-                    <w:sz w:val="24"/>
-                  </w:rPr>
-                  <w:t>CS_WI_MW006</w:t>
-                </w:r>
-                <w:r>
-                  <w:rPr>
-                    <w:rFonts w:ascii="Trebuchet MS"/>
-                    <w:color w:val="191919"/>
-                    <w:spacing w:val="-15"/>
-                    <w:sz w:val="24"/>
-                  </w:rPr>
-                  <w:t> </w:t>
-                </w:r>
-                <w:r>
-                  <w:rPr>
-                    <w:rFonts w:ascii="Trebuchet MS"/>
-                    <w:color w:val="191919"/>
-                    <w:spacing w:val="-6"/>
-                    <w:sz w:val="24"/>
-                  </w:rPr>
-                  <w:t>Revision</w:t>
-                </w:r>
-                <w:r>
-                  <w:rPr>
-                    <w:rFonts w:ascii="Trebuchet MS"/>
-                    <w:color w:val="191919"/>
-                    <w:spacing w:val="-16"/>
-                    <w:sz w:val="24"/>
-                  </w:rPr>
-                  <w:t> </w:t>
-                </w:r>
-                <w:r>
-                  <w:rPr>
-                    <w:rFonts w:ascii="Trebuchet MS"/>
-                    <w:color w:val="191919"/>
-                    <w:spacing w:val="-6"/>
-                    <w:sz w:val="24"/>
-                  </w:rPr>
-                  <w:t>11</w:t>
-                </w:r>
-                <w:r>
-                  <w:rPr>
-                    <w:rFonts w:ascii="Trebuchet MS"/>
-                    <w:color w:val="191919"/>
-                    <w:spacing w:val="-15"/>
-                    <w:sz w:val="24"/>
-                  </w:rPr>
-                  <w:t> </w:t>
-                </w:r>
-                <w:r>
-                  <w:rPr>
-                    <w:rFonts w:ascii="Trebuchet MS"/>
-                    <w:color w:val="191919"/>
-                    <w:spacing w:val="-6"/>
-                    <w:sz w:val="24"/>
-                  </w:rPr>
-                  <w:t>-</w:t>
-                </w:r>
-                <w:r>
-                  <w:rPr>
-                    <w:rFonts w:ascii="Trebuchet MS"/>
-                    <w:color w:val="191919"/>
-                    <w:spacing w:val="-15"/>
-                    <w:sz w:val="24"/>
-                  </w:rPr>
-                  <w:t> </w:t>
-                </w:r>
-                <w:r>
-                  <w:rPr>
-                    <w:rFonts w:ascii="Trebuchet MS"/>
-                    <w:color w:val="191919"/>
-                    <w:spacing w:val="-6"/>
-                    <w:sz w:val="24"/>
-                  </w:rPr>
-                  <w:t>EFFECTIVE</w:t>
-                </w:r>
-                <w:r>
-                  <w:rPr>
-                    <w:rFonts w:ascii="Trebuchet MS"/>
-                    <w:color w:val="191919"/>
-                    <w:spacing w:val="-16"/>
-                    <w:sz w:val="24"/>
-                  </w:rPr>
-                  <w:t> </w:t>
-                </w:r>
-                <w:r>
-                  <w:rPr>
-                    <w:rFonts w:ascii="Trebuchet MS"/>
-                    <w:color w:val="191919"/>
-                    <w:spacing w:val="-6"/>
-                    <w:sz w:val="24"/>
-                  </w:rPr>
-                  <w:t>on</w:t>
-                </w:r>
-                <w:r>
-                  <w:rPr>
-                    <w:rFonts w:ascii="Trebuchet MS"/>
-                    <w:color w:val="191919"/>
-                    <w:spacing w:val="-15"/>
-                    <w:sz w:val="24"/>
-                  </w:rPr>
-                  <w:t> </w:t>
-                </w:r>
-                <w:r>
-                  <w:rPr>
-                    <w:rFonts w:ascii="Trebuchet MS"/>
-                    <w:color w:val="191919"/>
-                    <w:spacing w:val="-6"/>
-                    <w:sz w:val="24"/>
-                  </w:rPr>
-                  <w:t>01-Feb-2022</w:t>
-                </w:r>
-              </w:p>
-            </w:txbxContent>
-          </v:textbox>
-          <w10:wrap type="none"/>
-        </v:shape>
-      </w:pict>
     </w:r>
+  </w:p>
+</w:ftr>
+</file>
+
+<file path=word/footer6.xml><?xml version="1.0" encoding="utf-8"?>
+<w:ftr xmlns:m="http://schemas.openxmlformats.org/officeDocument/2006/math" xmlns:mc="http://schemas.openxmlformats.org/markup-compatibility/2006" xmlns:mo="http://schemas.microsoft.com/office/mac/office/2008/main" xmlns:mv="urn:schemas-microsoft-com:mac:vml" xmlns:o="urn:schemas-microsoft-com:office:office" xmlns:r="http://schemas.openxmlformats.org/officeDocument/2006/relationships" xmlns:v="urn:schemas-microsoft-com:vml" xmlns:w10="urn:schemas-microsoft-com:office:word" xmlns:w14="http://schemas.microsoft.com/office/word/2010/wordml" xmlns:w="http://schemas.openxmlformats.org/wordprocessingml/2006/main" xmlns:wne="http://schemas.microsoft.com/office/word/2006/wordml" xmlns:wp14="http://schemas.microsoft.com/office/word/2010/wordprocessingDrawing" xmlns:wp="http://schemas.openxmlformats.org/drawingml/2006/wordprocessingDrawing" xmlns:wpc="http://schemas.microsoft.com/office/word/2010/wordprocessingCanvas" xmlns:wpg="http://schemas.microsoft.com/office/word/2010/wordprocessingGroup" xmlns:wpi="http://schemas.microsoft.com/office/word/2010/wordprocessingInk" xmlns:wps="http://schemas.microsoft.com/office/word/2010/wordprocessingShape" mc:Ignorable="w14 wp14">
+  <w:p>
+    <w:pPr>
+      <w:pStyle w:val="Footer"/>
+    </w:pPr>
+  </w:p>
+</w:ftr>
+</file>
+
+<file path=word/footer7.xml><?xml version="1.0" encoding="utf-8"?>
+<w:ftr xmlns:m="http://schemas.openxmlformats.org/officeDocument/2006/math" xmlns:mc="http://schemas.openxmlformats.org/markup-compatibility/2006" xmlns:mo="http://schemas.microsoft.com/office/mac/office/2008/main" xmlns:mv="urn:schemas-microsoft-com:mac:vml" xmlns:o="urn:schemas-microsoft-com:office:office" xmlns:r="http://schemas.openxmlformats.org/officeDocument/2006/relationships" xmlns:v="urn:schemas-microsoft-com:vml" xmlns:w10="urn:schemas-microsoft-com:office:word" xmlns:w14="http://schemas.microsoft.com/office/word/2010/wordml" xmlns:w="http://schemas.openxmlformats.org/wordprocessingml/2006/main" xmlns:wne="http://schemas.microsoft.com/office/word/2006/wordml" xmlns:wp14="http://schemas.microsoft.com/office/word/2010/wordprocessingDrawing" xmlns:wp="http://schemas.openxmlformats.org/drawingml/2006/wordprocessingDrawing" xmlns:wpc="http://schemas.microsoft.com/office/word/2010/wordprocessingCanvas" xmlns:wpg="http://schemas.microsoft.com/office/word/2010/wordprocessingGroup" xmlns:wpi="http://schemas.microsoft.com/office/word/2010/wordprocessingInk" xmlns:wps="http://schemas.microsoft.com/office/word/2010/wordprocessingShape" mc:Ignorable="w14 wp14">
+  <w:p>
+    <w:pPr>
+      <w:pStyle w:val="Footer"/>
+    </w:pPr>
   </w:p>
 </w:ftr>
 </file>
@@ -35357,375 +32635,9 @@
     </w:pPr>
     <w:r>
       <w:rPr/>
-      <w:pict>
-        <v:shape style="position:absolute;margin-left:69pt;margin-top:36pt;width:475.2pt;height:90.45pt;mso-position-horizontal-relative:page;mso-position-vertical-relative:page;z-index:15730176" type="#_x0000_t202" id="docshape3" filled="false" stroked="false">
-          <v:textbox inset="0,0,0,0">
-            <w:txbxContent>
-              <w:tbl>
-                <w:tblPr>
-                  <w:tblW w:w="0" w:type="auto"/>
-                  <w:jc w:val="left"/>
-                  <w:tblInd w:w="65" w:type="dxa"/>
-                  <w:tblBorders>
-                    <w:top w:val="single" w:sz="4" w:space="0" w:color="000000"/>
-                    <w:left w:val="single" w:sz="4" w:space="0" w:color="000000"/>
-                    <w:bottom w:val="single" w:sz="4" w:space="0" w:color="000000"/>
-                    <w:right w:val="single" w:sz="4" w:space="0" w:color="000000"/>
-                    <w:insideH w:val="single" w:sz="4" w:space="0" w:color="000000"/>
-                    <w:insideV w:val="single" w:sz="4" w:space="0" w:color="000000"/>
-                  </w:tblBorders>
-                  <w:tblLayout w:type="fixed"/>
-                  <w:tblCellMar>
-                    <w:top w:w="0" w:type="dxa"/>
-                    <w:left w:w="0" w:type="dxa"/>
-                    <w:bottom w:w="0" w:type="dxa"/>
-                    <w:right w:w="0" w:type="dxa"/>
-                  </w:tblCellMar>
-                  <w:tblLook w:val="01E0"/>
-                </w:tblPr>
-                <w:tblGrid>
-                  <w:gridCol w:w="4258"/>
-                  <w:gridCol w:w="5117"/>
-                </w:tblGrid>
-                <w:tr>
-                  <w:trPr>
-                    <w:trHeight w:val="892" w:hRule="atLeast"/>
-                  </w:trPr>
-                  <w:tc>
-                    <w:tcPr>
-                      <w:tcW w:w="4258" w:type="dxa"/>
-                      <w:vMerge w:val="restart"/>
-                      <w:tcBorders>
-                        <w:right w:val="single" w:sz="8" w:space="0" w:color="000000"/>
-                      </w:tcBorders>
-                    </w:tcPr>
-                    <w:p>
-                      <w:pPr>
-                        <w:pStyle w:val="TableParagraph"/>
-                        <w:spacing w:before="0"/>
-                        <w:ind w:left="0"/>
-                        <w:rPr>
-                          <w:rFonts w:ascii="Times New Roman"/>
-                          <w:sz w:val="20"/>
-                        </w:rPr>
-                      </w:pPr>
-                    </w:p>
-                  </w:tc>
-                  <w:tc>
-                    <w:tcPr>
-                      <w:tcW w:w="5117" w:type="dxa"/>
-                      <w:tcBorders>
-                        <w:left w:val="single" w:sz="8" w:space="0" w:color="000000"/>
-                        <w:bottom w:val="single" w:sz="8" w:space="0" w:color="000000"/>
-                      </w:tcBorders>
-                    </w:tcPr>
-                    <w:p>
-                      <w:pPr>
-                        <w:pStyle w:val="TableParagraph"/>
-                        <w:spacing w:before="8"/>
-                        <w:ind w:left="0"/>
-                        <w:rPr>
-                          <w:sz w:val="18"/>
-                        </w:rPr>
-                      </w:pPr>
-                    </w:p>
-                    <w:p>
-                      <w:pPr>
-                        <w:pStyle w:val="TableParagraph"/>
-                        <w:spacing w:before="0"/>
-                        <w:rPr>
-                          <w:b/>
-                          <w:sz w:val="20"/>
-                        </w:rPr>
-                      </w:pPr>
-                      <w:r>
-                        <w:rPr>
-                          <w:b/>
-                          <w:sz w:val="20"/>
-                        </w:rPr>
-                        <w:t>Document</w:t>
-                      </w:r>
-                      <w:r>
-                        <w:rPr>
-                          <w:b/>
-                          <w:spacing w:val="-8"/>
-                          <w:sz w:val="20"/>
-                        </w:rPr>
-                        <w:t> </w:t>
-                      </w:r>
-                      <w:r>
-                        <w:rPr>
-                          <w:b/>
-                          <w:spacing w:val="-2"/>
-                          <w:sz w:val="20"/>
-                        </w:rPr>
-                        <w:t>Title:</w:t>
-                      </w:r>
-                    </w:p>
-                    <w:p>
-                      <w:pPr>
-                        <w:pStyle w:val="TableParagraph"/>
-                        <w:spacing w:before="68"/>
-                        <w:rPr>
-                          <w:sz w:val="20"/>
-                        </w:rPr>
-                      </w:pPr>
-                      <w:r>
-                        <w:rPr>
-                          <w:sz w:val="20"/>
-                        </w:rPr>
-                        <w:t>Producing</w:t>
-                      </w:r>
-                      <w:r>
-                        <w:rPr>
-                          <w:spacing w:val="-6"/>
-                          <w:sz w:val="20"/>
-                        </w:rPr>
-                        <w:t> </w:t>
-                      </w:r>
-                      <w:r>
-                        <w:rPr>
-                          <w:sz w:val="20"/>
-                        </w:rPr>
-                        <w:t>a</w:t>
-                      </w:r>
-                      <w:r>
-                        <w:rPr>
-                          <w:spacing w:val="-6"/>
-                          <w:sz w:val="20"/>
-                        </w:rPr>
-                        <w:t> </w:t>
-                      </w:r>
-                      <w:r>
-                        <w:rPr>
-                          <w:sz w:val="20"/>
-                        </w:rPr>
-                        <w:t>Clinical</w:t>
-                      </w:r>
-                      <w:r>
-                        <w:rPr>
-                          <w:spacing w:val="-6"/>
-                          <w:sz w:val="20"/>
-                        </w:rPr>
-                        <w:t> </w:t>
-                      </w:r>
-                      <w:r>
-                        <w:rPr>
-                          <w:sz w:val="20"/>
-                        </w:rPr>
-                        <w:t>Study</w:t>
-                      </w:r>
-                      <w:r>
-                        <w:rPr>
-                          <w:spacing w:val="-5"/>
-                          <w:sz w:val="20"/>
-                        </w:rPr>
-                        <w:t> </w:t>
-                      </w:r>
-                      <w:r>
-                        <w:rPr>
-                          <w:spacing w:val="-2"/>
-                          <w:sz w:val="20"/>
-                        </w:rPr>
-                        <w:t>Protocol</w:t>
-                      </w:r>
-                    </w:p>
-                  </w:tc>
-                </w:tr>
-                <w:tr>
-                  <w:trPr>
-                    <w:trHeight w:val="877" w:hRule="atLeast"/>
-                  </w:trPr>
-                  <w:tc>
-                    <w:tcPr>
-                      <w:tcW w:w="4258" w:type="dxa"/>
-                      <w:vMerge/>
-                      <w:tcBorders>
-                        <w:top w:val="nil"/>
-                        <w:right w:val="single" w:sz="8" w:space="0" w:color="000000"/>
-                      </w:tcBorders>
-                    </w:tcPr>
-                    <w:p>
-                      <w:pPr>
-                        <w:rPr>
-                          <w:sz w:val="2"/>
-                          <w:szCs w:val="2"/>
-                        </w:rPr>
-                      </w:pPr>
-                    </w:p>
-                  </w:tc>
-                  <w:tc>
-                    <w:tcPr>
-                      <w:tcW w:w="5117" w:type="dxa"/>
-                      <w:tcBorders>
-                        <w:top w:val="single" w:sz="8" w:space="0" w:color="000000"/>
-                        <w:left w:val="single" w:sz="8" w:space="0" w:color="000000"/>
-                      </w:tcBorders>
-                    </w:tcPr>
-                    <w:p>
-                      <w:pPr>
-                        <w:pStyle w:val="TableParagraph"/>
-                        <w:spacing w:before="109"/>
-                        <w:rPr>
-                          <w:b/>
-                          <w:sz w:val="20"/>
-                        </w:rPr>
-                      </w:pPr>
-                      <w:r>
-                        <w:rPr>
-                          <w:b/>
-                          <w:sz w:val="20"/>
-                        </w:rPr>
-                        <w:t>Document</w:t>
-                      </w:r>
-                      <w:r>
-                        <w:rPr>
-                          <w:b/>
-                          <w:spacing w:val="-6"/>
-                          <w:sz w:val="20"/>
-                        </w:rPr>
-                        <w:t> </w:t>
-                      </w:r>
-                      <w:r>
-                        <w:rPr>
-                          <w:b/>
-                          <w:sz w:val="20"/>
-                        </w:rPr>
-                        <w:t>Number</w:t>
-                      </w:r>
-                      <w:r>
-                        <w:rPr>
-                          <w:b/>
-                          <w:spacing w:val="-6"/>
-                          <w:sz w:val="20"/>
-                        </w:rPr>
-                        <w:t> </w:t>
-                      </w:r>
-                      <w:r>
-                        <w:rPr>
-                          <w:b/>
-                          <w:sz w:val="20"/>
-                        </w:rPr>
-                        <w:t>and</w:t>
-                      </w:r>
-                      <w:r>
-                        <w:rPr>
-                          <w:b/>
-                          <w:spacing w:val="-5"/>
-                          <w:sz w:val="20"/>
-                        </w:rPr>
-                        <w:t> </w:t>
-                      </w:r>
-                      <w:r>
-                        <w:rPr>
-                          <w:b/>
-                          <w:spacing w:val="-2"/>
-                          <w:sz w:val="20"/>
-                        </w:rPr>
-                        <w:t>Revision:</w:t>
-                      </w:r>
-                    </w:p>
-                    <w:p>
-                      <w:pPr>
-                        <w:pStyle w:val="TableParagraph"/>
-                        <w:spacing w:before="68"/>
-                        <w:rPr>
-                          <w:sz w:val="20"/>
-                        </w:rPr>
-                      </w:pPr>
-                      <w:r>
-                        <w:rPr>
-                          <w:sz w:val="20"/>
-                        </w:rPr>
-                        <w:t>CS_WI_MW006</w:t>
-                      </w:r>
-                      <w:r>
-                        <w:rPr>
-                          <w:spacing w:val="-10"/>
-                          <w:sz w:val="20"/>
-                        </w:rPr>
-                        <w:t> </w:t>
-                      </w:r>
-                      <w:r>
-                        <w:rPr>
-                          <w:sz w:val="20"/>
-                        </w:rPr>
-                        <w:t>Revision</w:t>
-                      </w:r>
-                      <w:r>
-                        <w:rPr>
-                          <w:spacing w:val="-6"/>
-                          <w:sz w:val="20"/>
-                        </w:rPr>
-                        <w:t> </w:t>
-                      </w:r>
-                      <w:r>
-                        <w:rPr>
-                          <w:spacing w:val="-5"/>
-                          <w:sz w:val="20"/>
-                        </w:rPr>
-                        <w:t>11</w:t>
-                      </w:r>
-                    </w:p>
-                  </w:tc>
-                </w:tr>
-              </w:tbl>
-              <w:p>
-                <w:pPr>
-                  <w:pStyle w:val="BodyText"/>
-                </w:pPr>
-              </w:p>
-            </w:txbxContent>
-          </v:textbox>
-          <w10:wrap type="none"/>
-        </v:shape>
-      </w:pict>
     </w:r>
     <w:r>
       <w:rPr/>
-      <w:drawing>
-        <wp:anchor distT="0" distB="0" distL="0" distR="0" allowOverlap="1" layoutInCell="1" locked="0" behindDoc="1" simplePos="0" relativeHeight="486807040">
-          <wp:simplePos x="0" y="0"/>
-          <wp:positionH relativeFrom="page">
-            <wp:posOffset>1271016</wp:posOffset>
-          </wp:positionH>
-          <wp:positionV relativeFrom="page">
-            <wp:posOffset>871727</wp:posOffset>
-          </wp:positionV>
-          <wp:extent cx="1978152" cy="347472"/>
-          <wp:effectExtent l="0" t="0" r="0" b="0"/>
-          <wp:wrapNone/>
-          <wp:docPr id="7" name="image1.png"/>
-          <wp:cNvGraphicFramePr>
-            <a:graphicFrameLocks noChangeAspect="1"/>
-          </wp:cNvGraphicFramePr>
-          <a:graphic>
-            <a:graphicData uri="http://schemas.openxmlformats.org/drawingml/2006/picture">
-              <pic:pic>
-                <pic:nvPicPr>
-                  <pic:cNvPr id="8" name="image1.png"/>
-                  <pic:cNvPicPr/>
-                </pic:nvPicPr>
-                <pic:blipFill>
-                  <a:blip r:embed="rId1" cstate="print"/>
-                  <a:stretch>
-                    <a:fillRect/>
-                  </a:stretch>
-                </pic:blipFill>
-                <pic:spPr>
-                  <a:xfrm>
-                    <a:off x="0" y="0"/>
-                    <a:ext cx="1978152" cy="347472"/>
-                  </a:xfrm>
-                  <a:prstGeom prst="rect">
-                    <a:avLst/>
-                  </a:prstGeom>
-                </pic:spPr>
-              </pic:pic>
-            </a:graphicData>
-          </a:graphic>
-        </wp:anchor>
-      </w:drawing>
     </w:r>
   </w:p>
 </w:hdr>
@@ -35743,375 +32655,9 @@
     </w:pPr>
     <w:r>
       <w:rPr/>
-      <w:pict>
-        <v:shape style="position:absolute;margin-left:69pt;margin-top:36pt;width:475.2pt;height:90.45pt;mso-position-horizontal-relative:page;mso-position-vertical-relative:page;z-index:15731712" type="#_x0000_t202" id="docshape6" filled="false" stroked="false">
-          <v:textbox inset="0,0,0,0">
-            <w:txbxContent>
-              <w:tbl>
-                <w:tblPr>
-                  <w:tblW w:w="0" w:type="auto"/>
-                  <w:jc w:val="left"/>
-                  <w:tblInd w:w="65" w:type="dxa"/>
-                  <w:tblBorders>
-                    <w:top w:val="single" w:sz="4" w:space="0" w:color="000000"/>
-                    <w:left w:val="single" w:sz="4" w:space="0" w:color="000000"/>
-                    <w:bottom w:val="single" w:sz="4" w:space="0" w:color="000000"/>
-                    <w:right w:val="single" w:sz="4" w:space="0" w:color="000000"/>
-                    <w:insideH w:val="single" w:sz="4" w:space="0" w:color="000000"/>
-                    <w:insideV w:val="single" w:sz="4" w:space="0" w:color="000000"/>
-                  </w:tblBorders>
-                  <w:tblLayout w:type="fixed"/>
-                  <w:tblCellMar>
-                    <w:top w:w="0" w:type="dxa"/>
-                    <w:left w:w="0" w:type="dxa"/>
-                    <w:bottom w:w="0" w:type="dxa"/>
-                    <w:right w:w="0" w:type="dxa"/>
-                  </w:tblCellMar>
-                  <w:tblLook w:val="01E0"/>
-                </w:tblPr>
-                <w:tblGrid>
-                  <w:gridCol w:w="4258"/>
-                  <w:gridCol w:w="5117"/>
-                </w:tblGrid>
-                <w:tr>
-                  <w:trPr>
-                    <w:trHeight w:val="892" w:hRule="atLeast"/>
-                  </w:trPr>
-                  <w:tc>
-                    <w:tcPr>
-                      <w:tcW w:w="4258" w:type="dxa"/>
-                      <w:vMerge w:val="restart"/>
-                      <w:tcBorders>
-                        <w:right w:val="single" w:sz="8" w:space="0" w:color="000000"/>
-                      </w:tcBorders>
-                    </w:tcPr>
-                    <w:p>
-                      <w:pPr>
-                        <w:pStyle w:val="TableParagraph"/>
-                        <w:spacing w:before="0"/>
-                        <w:ind w:left="0"/>
-                        <w:rPr>
-                          <w:rFonts w:ascii="Times New Roman"/>
-                          <w:sz w:val="18"/>
-                        </w:rPr>
-                      </w:pPr>
-                    </w:p>
-                  </w:tc>
-                  <w:tc>
-                    <w:tcPr>
-                      <w:tcW w:w="5117" w:type="dxa"/>
-                      <w:tcBorders>
-                        <w:left w:val="single" w:sz="8" w:space="0" w:color="000000"/>
-                        <w:bottom w:val="single" w:sz="8" w:space="0" w:color="000000"/>
-                      </w:tcBorders>
-                    </w:tcPr>
-                    <w:p>
-                      <w:pPr>
-                        <w:pStyle w:val="TableParagraph"/>
-                        <w:spacing w:before="8"/>
-                        <w:ind w:left="0"/>
-                        <w:rPr>
-                          <w:sz w:val="18"/>
-                        </w:rPr>
-                      </w:pPr>
-                    </w:p>
-                    <w:p>
-                      <w:pPr>
-                        <w:pStyle w:val="TableParagraph"/>
-                        <w:spacing w:before="0"/>
-                        <w:rPr>
-                          <w:b/>
-                          <w:sz w:val="20"/>
-                        </w:rPr>
-                      </w:pPr>
-                      <w:r>
-                        <w:rPr>
-                          <w:b/>
-                          <w:sz w:val="20"/>
-                        </w:rPr>
-                        <w:t>Document</w:t>
-                      </w:r>
-                      <w:r>
-                        <w:rPr>
-                          <w:b/>
-                          <w:spacing w:val="-9"/>
-                          <w:sz w:val="20"/>
-                        </w:rPr>
-                        <w:t> </w:t>
-                      </w:r>
-                      <w:r>
-                        <w:rPr>
-                          <w:b/>
-                          <w:spacing w:val="-2"/>
-                          <w:sz w:val="20"/>
-                        </w:rPr>
-                        <w:t>Title:</w:t>
-                      </w:r>
-                    </w:p>
-                    <w:p>
-                      <w:pPr>
-                        <w:pStyle w:val="TableParagraph"/>
-                        <w:spacing w:before="68"/>
-                        <w:rPr>
-                          <w:sz w:val="20"/>
-                        </w:rPr>
-                      </w:pPr>
-                      <w:r>
-                        <w:rPr>
-                          <w:sz w:val="20"/>
-                        </w:rPr>
-                        <w:t>Producing</w:t>
-                      </w:r>
-                      <w:r>
-                        <w:rPr>
-                          <w:spacing w:val="-6"/>
-                          <w:sz w:val="20"/>
-                        </w:rPr>
-                        <w:t> </w:t>
-                      </w:r>
-                      <w:r>
-                        <w:rPr>
-                          <w:sz w:val="20"/>
-                        </w:rPr>
-                        <w:t>a</w:t>
-                      </w:r>
-                      <w:r>
-                        <w:rPr>
-                          <w:spacing w:val="-6"/>
-                          <w:sz w:val="20"/>
-                        </w:rPr>
-                        <w:t> </w:t>
-                      </w:r>
-                      <w:r>
-                        <w:rPr>
-                          <w:sz w:val="20"/>
-                        </w:rPr>
-                        <w:t>Clinical</w:t>
-                      </w:r>
-                      <w:r>
-                        <w:rPr>
-                          <w:spacing w:val="-6"/>
-                          <w:sz w:val="20"/>
-                        </w:rPr>
-                        <w:t> </w:t>
-                      </w:r>
-                      <w:r>
-                        <w:rPr>
-                          <w:sz w:val="20"/>
-                        </w:rPr>
-                        <w:t>Study</w:t>
-                      </w:r>
-                      <w:r>
-                        <w:rPr>
-                          <w:spacing w:val="-5"/>
-                          <w:sz w:val="20"/>
-                        </w:rPr>
-                        <w:t> </w:t>
-                      </w:r>
-                      <w:r>
-                        <w:rPr>
-                          <w:spacing w:val="-2"/>
-                          <w:sz w:val="20"/>
-                        </w:rPr>
-                        <w:t>Protocol</w:t>
-                      </w:r>
-                    </w:p>
-                  </w:tc>
-                </w:tr>
-                <w:tr>
-                  <w:trPr>
-                    <w:trHeight w:val="877" w:hRule="atLeast"/>
-                  </w:trPr>
-                  <w:tc>
-                    <w:tcPr>
-                      <w:tcW w:w="4258" w:type="dxa"/>
-                      <w:vMerge/>
-                      <w:tcBorders>
-                        <w:top w:val="nil"/>
-                        <w:right w:val="single" w:sz="8" w:space="0" w:color="000000"/>
-                      </w:tcBorders>
-                    </w:tcPr>
-                    <w:p>
-                      <w:pPr>
-                        <w:rPr>
-                          <w:sz w:val="2"/>
-                          <w:szCs w:val="2"/>
-                        </w:rPr>
-                      </w:pPr>
-                    </w:p>
-                  </w:tc>
-                  <w:tc>
-                    <w:tcPr>
-                      <w:tcW w:w="5117" w:type="dxa"/>
-                      <w:tcBorders>
-                        <w:top w:val="single" w:sz="8" w:space="0" w:color="000000"/>
-                        <w:left w:val="single" w:sz="8" w:space="0" w:color="000000"/>
-                      </w:tcBorders>
-                    </w:tcPr>
-                    <w:p>
-                      <w:pPr>
-                        <w:pStyle w:val="TableParagraph"/>
-                        <w:spacing w:before="109"/>
-                        <w:rPr>
-                          <w:b/>
-                          <w:sz w:val="20"/>
-                        </w:rPr>
-                      </w:pPr>
-                      <w:r>
-                        <w:rPr>
-                          <w:b/>
-                          <w:sz w:val="20"/>
-                        </w:rPr>
-                        <w:t>Document</w:t>
-                      </w:r>
-                      <w:r>
-                        <w:rPr>
-                          <w:b/>
-                          <w:spacing w:val="-7"/>
-                          <w:sz w:val="20"/>
-                        </w:rPr>
-                        <w:t> </w:t>
-                      </w:r>
-                      <w:r>
-                        <w:rPr>
-                          <w:b/>
-                          <w:sz w:val="20"/>
-                        </w:rPr>
-                        <w:t>Number</w:t>
-                      </w:r>
-                      <w:r>
-                        <w:rPr>
-                          <w:b/>
-                          <w:spacing w:val="-7"/>
-                          <w:sz w:val="20"/>
-                        </w:rPr>
-                        <w:t> </w:t>
-                      </w:r>
-                      <w:r>
-                        <w:rPr>
-                          <w:b/>
-                          <w:sz w:val="20"/>
-                        </w:rPr>
-                        <w:t>and</w:t>
-                      </w:r>
-                      <w:r>
-                        <w:rPr>
-                          <w:b/>
-                          <w:spacing w:val="-6"/>
-                          <w:sz w:val="20"/>
-                        </w:rPr>
-                        <w:t> </w:t>
-                      </w:r>
-                      <w:r>
-                        <w:rPr>
-                          <w:b/>
-                          <w:spacing w:val="-2"/>
-                          <w:sz w:val="20"/>
-                        </w:rPr>
-                        <w:t>Revision:</w:t>
-                      </w:r>
-                    </w:p>
-                    <w:p>
-                      <w:pPr>
-                        <w:pStyle w:val="TableParagraph"/>
-                        <w:spacing w:before="68"/>
-                        <w:rPr>
-                          <w:sz w:val="20"/>
-                        </w:rPr>
-                      </w:pPr>
-                      <w:r>
-                        <w:rPr>
-                          <w:sz w:val="20"/>
-                        </w:rPr>
-                        <w:t>CS_WI_MW006</w:t>
-                      </w:r>
-                      <w:r>
-                        <w:rPr>
-                          <w:spacing w:val="-10"/>
-                          <w:sz w:val="20"/>
-                        </w:rPr>
-                        <w:t> </w:t>
-                      </w:r>
-                      <w:r>
-                        <w:rPr>
-                          <w:sz w:val="20"/>
-                        </w:rPr>
-                        <w:t>Revision</w:t>
-                      </w:r>
-                      <w:r>
-                        <w:rPr>
-                          <w:spacing w:val="-6"/>
-                          <w:sz w:val="20"/>
-                        </w:rPr>
-                        <w:t> </w:t>
-                      </w:r>
-                      <w:r>
-                        <w:rPr>
-                          <w:spacing w:val="-5"/>
-                          <w:sz w:val="20"/>
-                        </w:rPr>
-                        <w:t>11</w:t>
-                      </w:r>
-                    </w:p>
-                  </w:tc>
-                </w:tr>
-              </w:tbl>
-              <w:p>
-                <w:pPr>
-                  <w:pStyle w:val="BodyText"/>
-                </w:pPr>
-              </w:p>
-            </w:txbxContent>
-          </v:textbox>
-          <w10:wrap type="none"/>
-        </v:shape>
-      </w:pict>
     </w:r>
     <w:r>
       <w:rPr/>
-      <w:drawing>
-        <wp:anchor distT="0" distB="0" distL="0" distR="0" allowOverlap="1" layoutInCell="1" locked="0" behindDoc="1" simplePos="0" relativeHeight="486808064">
-          <wp:simplePos x="0" y="0"/>
-          <wp:positionH relativeFrom="page">
-            <wp:posOffset>1271016</wp:posOffset>
-          </wp:positionH>
-          <wp:positionV relativeFrom="page">
-            <wp:posOffset>871727</wp:posOffset>
-          </wp:positionV>
-          <wp:extent cx="1978152" cy="347472"/>
-          <wp:effectExtent l="0" t="0" r="0" b="0"/>
-          <wp:wrapNone/>
-          <wp:docPr id="11" name="image1.png"/>
-          <wp:cNvGraphicFramePr>
-            <a:graphicFrameLocks noChangeAspect="1"/>
-          </wp:cNvGraphicFramePr>
-          <a:graphic>
-            <a:graphicData uri="http://schemas.openxmlformats.org/drawingml/2006/picture">
-              <pic:pic>
-                <pic:nvPicPr>
-                  <pic:cNvPr id="12" name="image1.png"/>
-                  <pic:cNvPicPr/>
-                </pic:nvPicPr>
-                <pic:blipFill>
-                  <a:blip r:embed="rId1" cstate="print"/>
-                  <a:stretch>
-                    <a:fillRect/>
-                  </a:stretch>
-                </pic:blipFill>
-                <pic:spPr>
-                  <a:xfrm>
-                    <a:off x="0" y="0"/>
-                    <a:ext cx="1978152" cy="347472"/>
-                  </a:xfrm>
-                  <a:prstGeom prst="rect">
-                    <a:avLst/>
-                  </a:prstGeom>
-                </pic:spPr>
-              </pic:pic>
-            </a:graphicData>
-          </a:graphic>
-        </wp:anchor>
-      </w:drawing>
     </w:r>
   </w:p>
 </w:hdr>
@@ -36129,376 +32675,9 @@
     </w:pPr>
     <w:r>
       <w:rPr/>
-      <w:pict>
-        <v:shape style="position:absolute;margin-left:69pt;margin-top:36pt;width:475.2pt;height:90.45pt;mso-position-horizontal-relative:page;mso-position-vertical-relative:page;z-index:15745024" type="#_x0000_t202" id="docshape9" filled="false" stroked="false">
-          <v:textbox inset="0,0,0,0">
-            <w:txbxContent>
-              <w:tbl>
-                <w:tblPr>
-                  <w:tblW w:w="0" w:type="auto"/>
-                  <w:jc w:val="left"/>
-                  <w:tblInd w:w="65" w:type="dxa"/>
-                  <w:tblBorders>
-                    <w:top w:val="single" w:sz="4" w:space="0" w:color="000000"/>
-                    <w:left w:val="single" w:sz="4" w:space="0" w:color="000000"/>
-                    <w:bottom w:val="single" w:sz="4" w:space="0" w:color="000000"/>
-                    <w:right w:val="single" w:sz="4" w:space="0" w:color="000000"/>
-                    <w:insideH w:val="single" w:sz="4" w:space="0" w:color="000000"/>
-                    <w:insideV w:val="single" w:sz="4" w:space="0" w:color="000000"/>
-                  </w:tblBorders>
-                  <w:tblLayout w:type="fixed"/>
-                  <w:tblCellMar>
-                    <w:top w:w="0" w:type="dxa"/>
-                    <w:left w:w="0" w:type="dxa"/>
-                    <w:bottom w:w="0" w:type="dxa"/>
-                    <w:right w:w="0" w:type="dxa"/>
-                  </w:tblCellMar>
-                  <w:tblLook w:val="01E0"/>
-                </w:tblPr>
-                <w:tblGrid>
-                  <w:gridCol w:w="4258"/>
-                  <w:gridCol w:w="5117"/>
-                </w:tblGrid>
-                <w:tr>
-                  <w:trPr>
-                    <w:trHeight w:val="892" w:hRule="atLeast"/>
-                  </w:trPr>
-                  <w:tc>
-                    <w:tcPr>
-                      <w:tcW w:w="4258" w:type="dxa"/>
-                      <w:vMerge w:val="restart"/>
-                      <w:tcBorders>
-                        <w:right w:val="single" w:sz="8" w:space="0" w:color="000000"/>
-                      </w:tcBorders>
-                    </w:tcPr>
-                    <w:p>
-                      <w:pPr>
-                        <w:pStyle w:val="TableParagraph"/>
-                        <w:spacing w:before="0"/>
-                        <w:ind w:left="0"/>
-                        <w:rPr>
-                          <w:rFonts w:ascii="Times New Roman"/>
-                          <w:sz w:val="20"/>
-                        </w:rPr>
-                      </w:pPr>
-                    </w:p>
-                  </w:tc>
-                  <w:tc>
-                    <w:tcPr>
-                      <w:tcW w:w="5117" w:type="dxa"/>
-                      <w:tcBorders>
-                        <w:left w:val="single" w:sz="8" w:space="0" w:color="000000"/>
-                        <w:bottom w:val="single" w:sz="8" w:space="0" w:color="000000"/>
-                      </w:tcBorders>
-                    </w:tcPr>
-                    <w:p>
-                      <w:pPr>
-                        <w:pStyle w:val="TableParagraph"/>
-                        <w:spacing w:before="8"/>
-                        <w:ind w:left="0"/>
-                        <w:rPr>
-                          <w:b/>
-                          <w:sz w:val="18"/>
-                        </w:rPr>
-                      </w:pPr>
-                    </w:p>
-                    <w:p>
-                      <w:pPr>
-                        <w:pStyle w:val="TableParagraph"/>
-                        <w:spacing w:before="0"/>
-                        <w:rPr>
-                          <w:b/>
-                          <w:sz w:val="20"/>
-                        </w:rPr>
-                      </w:pPr>
-                      <w:r>
-                        <w:rPr>
-                          <w:b/>
-                          <w:sz w:val="20"/>
-                        </w:rPr>
-                        <w:t>Document</w:t>
-                      </w:r>
-                      <w:r>
-                        <w:rPr>
-                          <w:b/>
-                          <w:spacing w:val="-9"/>
-                          <w:sz w:val="20"/>
-                        </w:rPr>
-                        <w:t> </w:t>
-                      </w:r>
-                      <w:r>
-                        <w:rPr>
-                          <w:b/>
-                          <w:spacing w:val="-2"/>
-                          <w:sz w:val="20"/>
-                        </w:rPr>
-                        <w:t>Title:</w:t>
-                      </w:r>
-                    </w:p>
-                    <w:p>
-                      <w:pPr>
-                        <w:pStyle w:val="TableParagraph"/>
-                        <w:spacing w:before="68"/>
-                        <w:rPr>
-                          <w:sz w:val="20"/>
-                        </w:rPr>
-                      </w:pPr>
-                      <w:r>
-                        <w:rPr>
-                          <w:sz w:val="20"/>
-                        </w:rPr>
-                        <w:t>Producing</w:t>
-                      </w:r>
-                      <w:r>
-                        <w:rPr>
-                          <w:spacing w:val="-6"/>
-                          <w:sz w:val="20"/>
-                        </w:rPr>
-                        <w:t> </w:t>
-                      </w:r>
-                      <w:r>
-                        <w:rPr>
-                          <w:sz w:val="20"/>
-                        </w:rPr>
-                        <w:t>a</w:t>
-                      </w:r>
-                      <w:r>
-                        <w:rPr>
-                          <w:spacing w:val="-6"/>
-                          <w:sz w:val="20"/>
-                        </w:rPr>
-                        <w:t> </w:t>
-                      </w:r>
-                      <w:r>
-                        <w:rPr>
-                          <w:sz w:val="20"/>
-                        </w:rPr>
-                        <w:t>Clinical</w:t>
-                      </w:r>
-                      <w:r>
-                        <w:rPr>
-                          <w:spacing w:val="-6"/>
-                          <w:sz w:val="20"/>
-                        </w:rPr>
-                        <w:t> </w:t>
-                      </w:r>
-                      <w:r>
-                        <w:rPr>
-                          <w:sz w:val="20"/>
-                        </w:rPr>
-                        <w:t>Study</w:t>
-                      </w:r>
-                      <w:r>
-                        <w:rPr>
-                          <w:spacing w:val="-5"/>
-                          <w:sz w:val="20"/>
-                        </w:rPr>
-                        <w:t> </w:t>
-                      </w:r>
-                      <w:r>
-                        <w:rPr>
-                          <w:spacing w:val="-2"/>
-                          <w:sz w:val="20"/>
-                        </w:rPr>
-                        <w:t>Protocol</w:t>
-                      </w:r>
-                    </w:p>
-                  </w:tc>
-                </w:tr>
-                <w:tr>
-                  <w:trPr>
-                    <w:trHeight w:val="877" w:hRule="atLeast"/>
-                  </w:trPr>
-                  <w:tc>
-                    <w:tcPr>
-                      <w:tcW w:w="4258" w:type="dxa"/>
-                      <w:vMerge/>
-                      <w:tcBorders>
-                        <w:top w:val="nil"/>
-                        <w:right w:val="single" w:sz="8" w:space="0" w:color="000000"/>
-                      </w:tcBorders>
-                    </w:tcPr>
-                    <w:p>
-                      <w:pPr>
-                        <w:rPr>
-                          <w:sz w:val="2"/>
-                          <w:szCs w:val="2"/>
-                        </w:rPr>
-                      </w:pPr>
-                    </w:p>
-                  </w:tc>
-                  <w:tc>
-                    <w:tcPr>
-                      <w:tcW w:w="5117" w:type="dxa"/>
-                      <w:tcBorders>
-                        <w:top w:val="single" w:sz="8" w:space="0" w:color="000000"/>
-                        <w:left w:val="single" w:sz="8" w:space="0" w:color="000000"/>
-                      </w:tcBorders>
-                    </w:tcPr>
-                    <w:p>
-                      <w:pPr>
-                        <w:pStyle w:val="TableParagraph"/>
-                        <w:spacing w:before="109"/>
-                        <w:rPr>
-                          <w:b/>
-                          <w:sz w:val="20"/>
-                        </w:rPr>
-                      </w:pPr>
-                      <w:r>
-                        <w:rPr>
-                          <w:b/>
-                          <w:sz w:val="20"/>
-                        </w:rPr>
-                        <w:t>Document</w:t>
-                      </w:r>
-                      <w:r>
-                        <w:rPr>
-                          <w:b/>
-                          <w:spacing w:val="-7"/>
-                          <w:sz w:val="20"/>
-                        </w:rPr>
-                        <w:t> </w:t>
-                      </w:r>
-                      <w:r>
-                        <w:rPr>
-                          <w:b/>
-                          <w:sz w:val="20"/>
-                        </w:rPr>
-                        <w:t>Number</w:t>
-                      </w:r>
-                      <w:r>
-                        <w:rPr>
-                          <w:b/>
-                          <w:spacing w:val="-7"/>
-                          <w:sz w:val="20"/>
-                        </w:rPr>
-                        <w:t> </w:t>
-                      </w:r>
-                      <w:r>
-                        <w:rPr>
-                          <w:b/>
-                          <w:sz w:val="20"/>
-                        </w:rPr>
-                        <w:t>and</w:t>
-                      </w:r>
-                      <w:r>
-                        <w:rPr>
-                          <w:b/>
-                          <w:spacing w:val="-6"/>
-                          <w:sz w:val="20"/>
-                        </w:rPr>
-                        <w:t> </w:t>
-                      </w:r>
-                      <w:r>
-                        <w:rPr>
-                          <w:b/>
-                          <w:spacing w:val="-2"/>
-                          <w:sz w:val="20"/>
-                        </w:rPr>
-                        <w:t>Revision:</w:t>
-                      </w:r>
-                    </w:p>
-                    <w:p>
-                      <w:pPr>
-                        <w:pStyle w:val="TableParagraph"/>
-                        <w:spacing w:before="68"/>
-                        <w:rPr>
-                          <w:sz w:val="20"/>
-                        </w:rPr>
-                      </w:pPr>
-                      <w:r>
-                        <w:rPr>
-                          <w:sz w:val="20"/>
-                        </w:rPr>
-                        <w:t>CS_WI_MW006</w:t>
-                      </w:r>
-                      <w:r>
-                        <w:rPr>
-                          <w:spacing w:val="-10"/>
-                          <w:sz w:val="20"/>
-                        </w:rPr>
-                        <w:t> </w:t>
-                      </w:r>
-                      <w:r>
-                        <w:rPr>
-                          <w:sz w:val="20"/>
-                        </w:rPr>
-                        <w:t>Revision</w:t>
-                      </w:r>
-                      <w:r>
-                        <w:rPr>
-                          <w:spacing w:val="-6"/>
-                          <w:sz w:val="20"/>
-                        </w:rPr>
-                        <w:t> </w:t>
-                      </w:r>
-                      <w:r>
-                        <w:rPr>
-                          <w:spacing w:val="-5"/>
-                          <w:sz w:val="20"/>
-                        </w:rPr>
-                        <w:t>11</w:t>
-                      </w:r>
-                    </w:p>
-                  </w:tc>
-                </w:tr>
-              </w:tbl>
-              <w:p>
-                <w:pPr>
-                  <w:pStyle w:val="BodyText"/>
-                </w:pPr>
-              </w:p>
-            </w:txbxContent>
-          </v:textbox>
-          <w10:wrap type="none"/>
-        </v:shape>
-      </w:pict>
     </w:r>
     <w:r>
       <w:rPr/>
-      <w:drawing>
-        <wp:anchor distT="0" distB="0" distL="0" distR="0" allowOverlap="1" layoutInCell="1" locked="0" behindDoc="1" simplePos="0" relativeHeight="486809600">
-          <wp:simplePos x="0" y="0"/>
-          <wp:positionH relativeFrom="page">
-            <wp:posOffset>1271016</wp:posOffset>
-          </wp:positionH>
-          <wp:positionV relativeFrom="page">
-            <wp:posOffset>871727</wp:posOffset>
-          </wp:positionV>
-          <wp:extent cx="1978152" cy="347472"/>
-          <wp:effectExtent l="0" t="0" r="0" b="0"/>
-          <wp:wrapNone/>
-          <wp:docPr id="63" name="image1.png"/>
-          <wp:cNvGraphicFramePr>
-            <a:graphicFrameLocks noChangeAspect="1"/>
-          </wp:cNvGraphicFramePr>
-          <a:graphic>
-            <a:graphicData uri="http://schemas.openxmlformats.org/drawingml/2006/picture">
-              <pic:pic>
-                <pic:nvPicPr>
-                  <pic:cNvPr id="64" name="image1.png"/>
-                  <pic:cNvPicPr/>
-                </pic:nvPicPr>
-                <pic:blipFill>
-                  <a:blip r:embed="rId1" cstate="print"/>
-                  <a:stretch>
-                    <a:fillRect/>
-                  </a:stretch>
-                </pic:blipFill>
-                <pic:spPr>
-                  <a:xfrm>
-                    <a:off x="0" y="0"/>
-                    <a:ext cx="1978152" cy="347472"/>
-                  </a:xfrm>
-                  <a:prstGeom prst="rect">
-                    <a:avLst/>
-                  </a:prstGeom>
-                </pic:spPr>
-              </pic:pic>
-            </a:graphicData>
-          </a:graphic>
-        </wp:anchor>
-      </w:drawing>
     </w:r>
   </w:p>
 </w:hdr>
@@ -36516,500 +32695,40 @@
     </w:pPr>
     <w:r>
       <w:rPr/>
-      <w:drawing>
-        <wp:anchor distT="0" distB="0" distL="0" distR="0" allowOverlap="1" layoutInCell="1" locked="0" behindDoc="1" simplePos="0" relativeHeight="486810624">
-          <wp:simplePos x="0" y="0"/>
-          <wp:positionH relativeFrom="page">
-            <wp:posOffset>1780794</wp:posOffset>
-          </wp:positionH>
-          <wp:positionV relativeFrom="page">
-            <wp:posOffset>1070610</wp:posOffset>
-          </wp:positionV>
-          <wp:extent cx="19812" cy="9905"/>
-          <wp:effectExtent l="0" t="0" r="0" b="0"/>
-          <wp:wrapNone/>
-          <wp:docPr id="65" name="image30.png"/>
-          <wp:cNvGraphicFramePr>
-            <a:graphicFrameLocks noChangeAspect="1"/>
-          </wp:cNvGraphicFramePr>
-          <a:graphic>
-            <a:graphicData uri="http://schemas.openxmlformats.org/drawingml/2006/picture">
-              <pic:pic>
-                <pic:nvPicPr>
-                  <pic:cNvPr id="66" name="image30.png"/>
-                  <pic:cNvPicPr/>
-                </pic:nvPicPr>
-                <pic:blipFill>
-                  <a:blip r:embed="rId1" cstate="print"/>
-                  <a:stretch>
-                    <a:fillRect/>
-                  </a:stretch>
-                </pic:blipFill>
-                <pic:spPr>
-                  <a:xfrm>
-                    <a:off x="0" y="0"/>
-                    <a:ext cx="19812" cy="9905"/>
-                  </a:xfrm>
-                  <a:prstGeom prst="rect">
-                    <a:avLst/>
-                  </a:prstGeom>
-                </pic:spPr>
-              </pic:pic>
-            </a:graphicData>
-          </a:graphic>
-        </wp:anchor>
-      </w:drawing>
     </w:r>
     <w:r>
       <w:rPr/>
-      <w:pict>
-        <v:shape style="position:absolute;margin-left:72.980003pt;margin-top:71.424278pt;width:465.9pt;height:71.95pt;mso-position-horizontal-relative:page;mso-position-vertical-relative:page;z-index:-16505344" type="#_x0000_t202" id="docshape12" filled="false" stroked="false">
-          <v:textbox inset="0,0,0,0">
-            <w:txbxContent>
-              <w:p>
-                <w:pPr>
-                  <w:spacing w:line="321" w:lineRule="exact" w:before="10"/>
-                  <w:ind w:left="47" w:right="14" w:firstLine="0"/>
-                  <w:jc w:val="center"/>
-                  <w:rPr>
-                    <w:sz w:val="28"/>
-                  </w:rPr>
-                </w:pPr>
-                <w:r>
-                  <w:rPr>
-                    <w:sz w:val="28"/>
-                  </w:rPr>
-                  <w:t>Standard</w:t>
-                </w:r>
-                <w:r>
-                  <w:rPr>
-                    <w:spacing w:val="-13"/>
-                    <w:sz w:val="28"/>
-                  </w:rPr>
-                  <w:t> </w:t>
-                </w:r>
-                <w:r>
-                  <w:rPr>
-                    <w:sz w:val="28"/>
-                  </w:rPr>
-                  <w:t>Operating</w:t>
-                </w:r>
-                <w:r>
-                  <w:rPr>
-                    <w:spacing w:val="-12"/>
-                    <w:sz w:val="28"/>
-                  </w:rPr>
-                  <w:t> </w:t>
-                </w:r>
-                <w:r>
-                  <w:rPr>
-                    <w:sz w:val="28"/>
-                  </w:rPr>
-                  <w:t>Procedure</w:t>
-                </w:r>
-                <w:r>
-                  <w:rPr>
-                    <w:spacing w:val="-12"/>
-                    <w:sz w:val="28"/>
-                  </w:rPr>
-                  <w:t> </w:t>
-                </w:r>
-                <w:r>
-                  <w:rPr>
-                    <w:sz w:val="28"/>
-                  </w:rPr>
-                  <w:t>Approval</w:t>
-                </w:r>
-                <w:r>
-                  <w:rPr>
-                    <w:spacing w:val="-12"/>
-                    <w:sz w:val="28"/>
-                  </w:rPr>
-                  <w:t> </w:t>
-                </w:r>
-                <w:r>
-                  <w:rPr>
-                    <w:spacing w:val="-2"/>
-                    <w:sz w:val="28"/>
-                  </w:rPr>
-                  <w:t>Signature(s)</w:t>
-                </w:r>
-              </w:p>
-              <w:p>
-                <w:pPr>
-                  <w:pStyle w:val="BodyText"/>
-                  <w:spacing w:line="252" w:lineRule="exact"/>
-                  <w:ind w:left="47" w:right="47"/>
-                  <w:jc w:val="center"/>
-                </w:pPr>
-                <w:r>
-                  <w:rPr/>
-                  <w:t>This</w:t>
-                </w:r>
-                <w:r>
-                  <w:rPr>
-                    <w:spacing w:val="-6"/>
-                  </w:rPr>
-                  <w:t> </w:t>
-                </w:r>
-                <w:r>
-                  <w:rPr/>
-                  <w:t>is</w:t>
-                </w:r>
-                <w:r>
-                  <w:rPr>
-                    <w:spacing w:val="-6"/>
-                  </w:rPr>
-                  <w:t> </w:t>
-                </w:r>
-                <w:r>
-                  <w:rPr/>
-                  <w:t>a</w:t>
-                </w:r>
-                <w:r>
-                  <w:rPr>
-                    <w:spacing w:val="-7"/>
-                  </w:rPr>
-                  <w:t> </w:t>
-                </w:r>
-                <w:r>
-                  <w:rPr/>
-                  <w:t>representation</w:t>
-                </w:r>
-                <w:r>
-                  <w:rPr>
-                    <w:spacing w:val="-7"/>
-                  </w:rPr>
-                  <w:t> </w:t>
-                </w:r>
-                <w:r>
-                  <w:rPr/>
-                  <w:t>of</w:t>
-                </w:r>
-                <w:r>
-                  <w:rPr>
-                    <w:spacing w:val="-5"/>
-                  </w:rPr>
-                  <w:t> </w:t>
-                </w:r>
-                <w:r>
-                  <w:rPr/>
-                  <w:t>an</w:t>
-                </w:r>
-                <w:r>
-                  <w:rPr>
-                    <w:spacing w:val="-6"/>
-                  </w:rPr>
-                  <w:t> </w:t>
-                </w:r>
-                <w:r>
-                  <w:rPr/>
-                  <w:t>electronic</w:t>
-                </w:r>
-                <w:r>
-                  <w:rPr>
-                    <w:spacing w:val="-6"/>
-                  </w:rPr>
-                  <w:t> </w:t>
-                </w:r>
-                <w:r>
-                  <w:rPr/>
-                  <w:t>record</w:t>
-                </w:r>
-                <w:r>
-                  <w:rPr>
-                    <w:spacing w:val="-6"/>
-                  </w:rPr>
-                  <w:t> </w:t>
-                </w:r>
-                <w:r>
-                  <w:rPr/>
-                  <w:t>that</w:t>
-                </w:r>
-                <w:r>
-                  <w:rPr>
-                    <w:spacing w:val="-6"/>
-                  </w:rPr>
-                  <w:t> </w:t>
-                </w:r>
-                <w:r>
-                  <w:rPr/>
-                  <w:t>was</w:t>
-                </w:r>
-                <w:r>
-                  <w:rPr>
-                    <w:spacing w:val="-5"/>
-                  </w:rPr>
-                  <w:t> </w:t>
-                </w:r>
-                <w:r>
-                  <w:rPr/>
-                  <w:t>signed</w:t>
-                </w:r>
-                <w:r>
-                  <w:rPr>
-                    <w:spacing w:val="-6"/>
-                  </w:rPr>
-                  <w:t> </w:t>
-                </w:r>
-                <w:r>
-                  <w:rPr/>
-                  <w:t>electronically</w:t>
-                </w:r>
-                <w:r>
-                  <w:rPr>
-                    <w:spacing w:val="-6"/>
-                  </w:rPr>
-                  <w:t> </w:t>
-                </w:r>
-                <w:r>
-                  <w:rPr/>
-                  <w:t>in</w:t>
-                </w:r>
-                <w:r>
-                  <w:rPr>
-                    <w:spacing w:val="-6"/>
-                  </w:rPr>
-                  <w:t> </w:t>
-                </w:r>
-                <w:r>
-                  <w:rPr/>
-                  <w:t>Content</w:t>
-                </w:r>
-                <w:r>
-                  <w:rPr>
-                    <w:spacing w:val="-6"/>
-                  </w:rPr>
-                  <w:t> </w:t>
-                </w:r>
-                <w:r>
-                  <w:rPr>
-                    <w:spacing w:val="-2"/>
-                  </w:rPr>
-                  <w:t>Server.</w:t>
-                </w:r>
-              </w:p>
-              <w:p>
-                <w:pPr>
-                  <w:pStyle w:val="BodyText"/>
-                  <w:spacing w:line="276" w:lineRule="auto"/>
-                  <w:ind w:left="47" w:right="42"/>
-                  <w:jc w:val="center"/>
-                </w:pPr>
-                <w:r>
-                  <w:rPr/>
-                  <w:t>This</w:t>
-                </w:r>
-                <w:r>
-                  <w:rPr>
-                    <w:spacing w:val="-3"/>
-                  </w:rPr>
-                  <w:t> </w:t>
-                </w:r>
-                <w:r>
-                  <w:rPr/>
-                  <w:t>page</w:t>
-                </w:r>
-                <w:r>
-                  <w:rPr>
-                    <w:spacing w:val="-3"/>
-                  </w:rPr>
-                  <w:t> </w:t>
-                </w:r>
-                <w:r>
-                  <w:rPr/>
-                  <w:t>is</w:t>
-                </w:r>
-                <w:r>
-                  <w:rPr>
-                    <w:spacing w:val="-3"/>
-                  </w:rPr>
-                  <w:t> </w:t>
-                </w:r>
-                <w:r>
-                  <w:rPr/>
-                  <w:t>the</w:t>
-                </w:r>
-                <w:r>
-                  <w:rPr>
-                    <w:spacing w:val="-3"/>
-                  </w:rPr>
-                  <w:t> </w:t>
-                </w:r>
-                <w:r>
-                  <w:rPr/>
-                  <w:t>manifestation</w:t>
-                </w:r>
-                <w:r>
-                  <w:rPr>
-                    <w:spacing w:val="-3"/>
-                  </w:rPr>
-                  <w:t> </w:t>
-                </w:r>
-                <w:r>
-                  <w:rPr/>
-                  <w:t>of</w:t>
-                </w:r>
-                <w:r>
-                  <w:rPr>
-                    <w:spacing w:val="-3"/>
-                  </w:rPr>
-                  <w:t> </w:t>
-                </w:r>
-                <w:r>
-                  <w:rPr/>
-                  <w:t>the</w:t>
-                </w:r>
-                <w:r>
-                  <w:rPr>
-                    <w:spacing w:val="-4"/>
-                  </w:rPr>
-                  <w:t> </w:t>
-                </w:r>
-                <w:r>
-                  <w:rPr/>
-                  <w:t>electronic</w:t>
-                </w:r>
-                <w:r>
-                  <w:rPr>
-                    <w:spacing w:val="-4"/>
-                  </w:rPr>
-                  <w:t> </w:t>
-                </w:r>
-                <w:r>
-                  <w:rPr/>
-                  <w:t>signature(s)</w:t>
-                </w:r>
-                <w:r>
-                  <w:rPr>
-                    <w:spacing w:val="-3"/>
-                  </w:rPr>
-                  <w:t> </w:t>
-                </w:r>
-                <w:r>
-                  <w:rPr/>
-                  <w:t>used</w:t>
-                </w:r>
-                <w:r>
-                  <w:rPr>
-                    <w:spacing w:val="-3"/>
-                  </w:rPr>
-                  <w:t> </w:t>
-                </w:r>
-                <w:r>
-                  <w:rPr/>
-                  <w:t>in</w:t>
-                </w:r>
-                <w:r>
-                  <w:rPr>
-                    <w:spacing w:val="-3"/>
-                  </w:rPr>
-                  <w:t> </w:t>
-                </w:r>
-                <w:r>
-                  <w:rPr/>
-                  <w:t>compliance</w:t>
-                </w:r>
-                <w:r>
-                  <w:rPr>
-                    <w:spacing w:val="-3"/>
-                  </w:rPr>
-                  <w:t> </w:t>
-                </w:r>
-                <w:r>
-                  <w:rPr/>
-                  <w:t>with</w:t>
-                </w:r>
-                <w:r>
-                  <w:rPr>
-                    <w:spacing w:val="-3"/>
-                  </w:rPr>
-                  <w:t> </w:t>
-                </w:r>
-                <w:r>
-                  <w:rPr/>
-                  <w:t>the organization’s electronic signature policies and procedures</w:t>
-                </w:r>
-              </w:p>
-              <w:p>
-                <w:pPr>
-                  <w:pStyle w:val="BodyText"/>
-                  <w:ind w:left="47" w:right="163"/>
-                  <w:jc w:val="center"/>
-                </w:pPr>
-                <w:r>
-                  <w:rPr/>
-                  <w:t>Refer</w:t>
-                </w:r>
-                <w:r>
-                  <w:rPr>
-                    <w:spacing w:val="-6"/>
-                  </w:rPr>
-                  <w:t> </w:t>
-                </w:r>
-                <w:r>
-                  <w:rPr/>
-                  <w:t>to</w:t>
-                </w:r>
-                <w:r>
-                  <w:rPr>
-                    <w:spacing w:val="-5"/>
-                  </w:rPr>
-                  <w:t> </w:t>
-                </w:r>
-                <w:r>
-                  <w:rPr/>
-                  <w:t>Signatories</w:t>
-                </w:r>
-                <w:r>
-                  <w:rPr>
-                    <w:spacing w:val="-6"/>
-                  </w:rPr>
-                  <w:t> </w:t>
-                </w:r>
-                <w:r>
-                  <w:rPr/>
-                  <w:t>CV</w:t>
-                </w:r>
-                <w:r>
-                  <w:rPr>
-                    <w:spacing w:val="-5"/>
-                  </w:rPr>
-                  <w:t> </w:t>
-                </w:r>
-                <w:r>
-                  <w:rPr/>
-                  <w:t>for</w:t>
-                </w:r>
-                <w:r>
-                  <w:rPr>
-                    <w:spacing w:val="-6"/>
-                  </w:rPr>
-                  <w:t> </w:t>
-                </w:r>
-                <w:r>
-                  <w:rPr/>
-                  <w:t>Business</w:t>
-                </w:r>
-                <w:r>
-                  <w:rPr>
-                    <w:spacing w:val="-5"/>
-                  </w:rPr>
-                  <w:t> </w:t>
-                </w:r>
-                <w:r>
-                  <w:rPr>
-                    <w:spacing w:val="-2"/>
-                  </w:rPr>
-                  <w:t>Title.</w:t>
-                </w:r>
-              </w:p>
-            </w:txbxContent>
-          </v:textbox>
-          <w10:wrap type="none"/>
-        </v:shape>
-      </w:pict>
     </w:r>
+  </w:p>
+</w:hdr>
+</file>
+
+<file path=word/header5.xml><?xml version="1.0" encoding="utf-8"?>
+<w:hdr xmlns:m="http://schemas.openxmlformats.org/officeDocument/2006/math" xmlns:mc="http://schemas.openxmlformats.org/markup-compatibility/2006" xmlns:mo="http://schemas.microsoft.com/office/mac/office/2008/main" xmlns:mv="urn:schemas-microsoft-com:mac:vml" xmlns:o="urn:schemas-microsoft-com:office:office" xmlns:r="http://schemas.openxmlformats.org/officeDocument/2006/relationships" xmlns:v="urn:schemas-microsoft-com:vml" xmlns:w10="urn:schemas-microsoft-com:office:word" xmlns:w14="http://schemas.microsoft.com/office/word/2010/wordml" xmlns:w="http://schemas.openxmlformats.org/wordprocessingml/2006/main" xmlns:wne="http://schemas.microsoft.com/office/word/2006/wordml" xmlns:wp14="http://schemas.microsoft.com/office/word/2010/wordprocessingDrawing" xmlns:wp="http://schemas.openxmlformats.org/drawingml/2006/wordprocessingDrawing" xmlns:wpc="http://schemas.microsoft.com/office/word/2010/wordprocessingCanvas" xmlns:wpg="http://schemas.microsoft.com/office/word/2010/wordprocessingGroup" xmlns:wpi="http://schemas.microsoft.com/office/word/2010/wordprocessingInk" xmlns:wps="http://schemas.microsoft.com/office/word/2010/wordprocessingShape" mc:Ignorable="w14 wp14">
+  <w:p>
+    <w:pPr>
+      <w:pStyle w:val="Header"/>
+    </w:pPr>
+  </w:p>
+</w:hdr>
+</file>
+
+<file path=word/header6.xml><?xml version="1.0" encoding="utf-8"?>
+<w:hdr xmlns:m="http://schemas.openxmlformats.org/officeDocument/2006/math" xmlns:mc="http://schemas.openxmlformats.org/markup-compatibility/2006" xmlns:mo="http://schemas.microsoft.com/office/mac/office/2008/main" xmlns:mv="urn:schemas-microsoft-com:mac:vml" xmlns:o="urn:schemas-microsoft-com:office:office" xmlns:r="http://schemas.openxmlformats.org/officeDocument/2006/relationships" xmlns:v="urn:schemas-microsoft-com:vml" xmlns:w10="urn:schemas-microsoft-com:office:word" xmlns:w14="http://schemas.microsoft.com/office/word/2010/wordml" xmlns:w="http://schemas.openxmlformats.org/wordprocessingml/2006/main" xmlns:wne="http://schemas.microsoft.com/office/word/2006/wordml" xmlns:wp14="http://schemas.microsoft.com/office/word/2010/wordprocessingDrawing" xmlns:wp="http://schemas.openxmlformats.org/drawingml/2006/wordprocessingDrawing" xmlns:wpc="http://schemas.microsoft.com/office/word/2010/wordprocessingCanvas" xmlns:wpg="http://schemas.microsoft.com/office/word/2010/wordprocessingGroup" xmlns:wpi="http://schemas.microsoft.com/office/word/2010/wordprocessingInk" xmlns:wps="http://schemas.microsoft.com/office/word/2010/wordprocessingShape" mc:Ignorable="w14 wp14">
+  <w:p>
+    <w:pPr>
+      <w:pStyle w:val="Header"/>
+    </w:pPr>
+  </w:p>
+</w:hdr>
+</file>
+
+<file path=word/header7.xml><?xml version="1.0" encoding="utf-8"?>
+<w:hdr xmlns:m="http://schemas.openxmlformats.org/officeDocument/2006/math" xmlns:mc="http://schemas.openxmlformats.org/markup-compatibility/2006" xmlns:mo="http://schemas.microsoft.com/office/mac/office/2008/main" xmlns:mv="urn:schemas-microsoft-com:mac:vml" xmlns:o="urn:schemas-microsoft-com:office:office" xmlns:r="http://schemas.openxmlformats.org/officeDocument/2006/relationships" xmlns:v="urn:schemas-microsoft-com:vml" xmlns:w10="urn:schemas-microsoft-com:office:word" xmlns:w14="http://schemas.microsoft.com/office/word/2010/wordml" xmlns:w="http://schemas.openxmlformats.org/wordprocessingml/2006/main" xmlns:wne="http://schemas.microsoft.com/office/word/2006/wordml" xmlns:wp14="http://schemas.microsoft.com/office/word/2010/wordprocessingDrawing" xmlns:wp="http://schemas.openxmlformats.org/drawingml/2006/wordprocessingDrawing" xmlns:wpc="http://schemas.microsoft.com/office/word/2010/wordprocessingCanvas" xmlns:wpg="http://schemas.microsoft.com/office/word/2010/wordprocessingGroup" xmlns:wpi="http://schemas.microsoft.com/office/word/2010/wordprocessingInk" xmlns:wps="http://schemas.microsoft.com/office/word/2010/wordprocessingShape" mc:Ignorable="w14 wp14">
+  <w:p>
+    <w:pPr>
+      <w:pStyle w:val="Header"/>
+    </w:pPr>
   </w:p>
 </w:hdr>
 </file>
